--- a/交付成果/第4轮朗读优化版/朗读优化8周版/读书会02_慈心禅修习_8周资料包（朗读优化版）/Word版/第7周_慈心禅的实修深化与入出息念配合_学员版.docx
+++ b/交付成果/第4轮朗读优化版/朗读优化8周版/读书会02_慈心禅修习_8周资料包（朗读优化版）/Word版/第7周_慈心禅的实修深化与入出息念配合_学员版.docx
@@ -4,28 +4,47 @@
   <w:body>
     <w:p>
       <w:pPr>
-        <w:spacing w:before="160" w:after="80"/>
+        <w:jc w:val="right"/>
       </w:pPr>
       <w:r>
         <w:rPr>
-          <w:rFonts w:ascii="Microsoft YaHei" w:hAnsi="Microsoft YaHei" w:eastAsia="Microsoft YaHei"/>
-          <w:b/>
-          <w:color w:val="1E5631"/>
-          <w:sz w:val="34"/>
+          <w:color w:val="888888"/>
+          <w:sz w:val="16"/>
         </w:rPr>
-        <w:t>第7周：慈心禅的实修深化与入出息念配合（学员版）</w:t>
+        <w:t>📅 最近更新：2026-09-22 17:16　|　学员版（第三版修订）</w:t>
       </w:r>
     </w:p>
     <w:p>
       <w:pPr>
-        <w:spacing w:before="160" w:after="80"/>
+        <w:jc w:val="right"/>
       </w:pPr>
       <w:r>
         <w:rPr>
-          <w:rFonts w:ascii="Microsoft YaHei" w:hAnsi="Microsoft YaHei" w:eastAsia="Microsoft YaHei"/>
+          <w:color w:val="888888"/>
+          <w:sz w:val="16"/>
+        </w:rPr>
+        <w:t>📅 最近更新：2026-09-09 19:00　|　v2.0 第二轮审核修订：周标题对齐确定稿、144处临时链接改为media_id出处标注、引用核查、查重边界、格式统一</w:t>
+      </w:r>
+    </w:p>
+    <w:p>
+      <w:pPr>
+        <w:jc w:val="center"/>
+      </w:pPr>
+      <w:r>
+        <w:rPr>
           <w:b/>
-          <w:color w:val="1E5631"/>
-          <w:sz w:val="28"/>
+          <w:color w:val="1E4620"/>
+          <w:sz w:val="36"/>
+        </w:rPr>
+        <w:t>第7周：慈心禅的实修深化与入出息念配合</w:t>
+      </w:r>
+    </w:p>
+    <w:p>
+      <w:r>
+        <w:rPr>
+          <w:b/>
+          <w:color w:val="1E4620"/>
+          <w:sz w:val="26"/>
         </w:rPr>
         <w:t>📋 本周信息卡</w:t>
       </w:r>
@@ -34,7 +53,6 @@
       <w:tblPr>
         <w:tblStyle w:val="TableGrid"/>
         <w:tblW w:type="auto" w:w="0"/>
-        <w:jc w:val="center"/>
         <w:tblLook w:firstColumn="1" w:firstRow="1" w:lastColumn="0" w:lastRow="0" w:noHBand="0" w:noVBand="1" w:val="04A0"/>
       </w:tblPr>
       <w:tblGrid>
@@ -45,17 +63,20 @@
         <w:tc>
           <w:tcPr>
             <w:tcW w:type="dxa" w:w="4819"/>
-            <w:shd w:val="clear" w:color="auto" w:fill="1E5631"/>
+            <w:shd w:val="clear" w:fill="1E4620"/>
           </w:tcPr>
           <w:p>
-            <w:pPr>
-              <w:spacing w:after="20"/>
-            </w:pPr>
             <w:r>
               <w:rPr>
-                <w:b/>
                 <w:color w:val="FFFFFF"/>
-                <w:sz w:val="19"/>
+                <w:sz w:val="18"/>
+              </w:rPr>
+            </w:r>
+            <w:r>
+              <w:rPr>
+                <w:b w:val="0"/>
+                <w:color w:val="FFFFFF"/>
+                <w:sz w:val="18"/>
               </w:rPr>
               <w:t>项目</w:t>
             </w:r>
@@ -64,17 +85,20 @@
         <w:tc>
           <w:tcPr>
             <w:tcW w:type="dxa" w:w="4819"/>
-            <w:shd w:val="clear" w:color="auto" w:fill="1E5631"/>
+            <w:shd w:val="clear" w:fill="1E4620"/>
           </w:tcPr>
           <w:p>
-            <w:pPr>
-              <w:spacing w:after="20"/>
-            </w:pPr>
             <w:r>
               <w:rPr>
-                <w:b/>
                 <w:color w:val="FFFFFF"/>
-                <w:sz w:val="19"/>
+                <w:sz w:val="18"/>
+              </w:rPr>
+            </w:r>
+            <w:r>
+              <w:rPr>
+                <w:b w:val="0"/>
+                <w:color w:val="FFFFFF"/>
+                <w:sz w:val="18"/>
               </w:rPr>
               <w:t>内容</w:t>
             </w:r>
@@ -87,12 +111,15 @@
             <w:tcW w:type="dxa" w:w="4819"/>
           </w:tcPr>
           <w:p>
-            <w:pPr>
-              <w:spacing w:after="20"/>
-            </w:pPr>
             <w:r>
               <w:rPr>
-                <w:sz w:val="19"/>
+                <w:sz w:val="18"/>
+              </w:rPr>
+            </w:r>
+            <w:r>
+              <w:rPr>
+                <w:b w:val="0"/>
+                <w:sz w:val="18"/>
               </w:rPr>
               <w:t>时长</w:t>
             </w:r>
@@ -103,12 +130,15 @@
             <w:tcW w:type="dxa" w:w="4819"/>
           </w:tcPr>
           <w:p>
-            <w:pPr>
-              <w:spacing w:after="20"/>
-            </w:pPr>
             <w:r>
               <w:rPr>
-                <w:sz w:val="19"/>
+                <w:sz w:val="18"/>
+              </w:rPr>
+            </w:r>
+            <w:r>
+              <w:rPr>
+                <w:b w:val="0"/>
+                <w:sz w:val="18"/>
               </w:rPr>
               <w:t>120分钟</w:t>
             </w:r>
@@ -119,15 +149,18 @@
         <w:tc>
           <w:tcPr>
             <w:tcW w:type="dxa" w:w="4819"/>
-            <w:shd w:val="clear" w:color="auto" w:fill="F2F2F2"/>
+            <w:shd w:val="clear" w:fill="F2F5FA"/>
           </w:tcPr>
           <w:p>
-            <w:pPr>
-              <w:spacing w:after="20"/>
-            </w:pPr>
             <w:r>
               <w:rPr>
-                <w:sz w:val="19"/>
+                <w:sz w:val="18"/>
+              </w:rPr>
+            </w:r>
+            <w:r>
+              <w:rPr>
+                <w:b w:val="0"/>
+                <w:sz w:val="18"/>
               </w:rPr>
               <w:t>核心问题</w:t>
             </w:r>
@@ -136,15 +169,18 @@
         <w:tc>
           <w:tcPr>
             <w:tcW w:type="dxa" w:w="4819"/>
-            <w:shd w:val="clear" w:color="auto" w:fill="F2F2F2"/>
+            <w:shd w:val="clear" w:fill="F2F5FA"/>
           </w:tcPr>
           <w:p>
-            <w:pPr>
-              <w:spacing w:after="20"/>
-            </w:pPr>
             <w:r>
               <w:rPr>
-                <w:sz w:val="19"/>
+                <w:sz w:val="18"/>
+              </w:rPr>
+            </w:r>
+            <w:r>
+              <w:rPr>
+                <w:b w:val="0"/>
+                <w:sz w:val="18"/>
               </w:rPr>
               <w:t>慈心怎么用在生活里？与人冲突时怎么修？慈心禅与入出息念如何配合？</w:t>
             </w:r>
@@ -157,12 +193,15 @@
             <w:tcW w:type="dxa" w:w="4819"/>
           </w:tcPr>
           <w:p>
-            <w:pPr>
-              <w:spacing w:after="20"/>
-            </w:pPr>
             <w:r>
               <w:rPr>
-                <w:sz w:val="19"/>
+                <w:sz w:val="18"/>
+              </w:rPr>
+            </w:r>
+            <w:r>
+              <w:rPr>
+                <w:b w:val="0"/>
+                <w:sz w:val="18"/>
               </w:rPr>
               <w:t>共读原文</w:t>
             </w:r>
@@ -173,12 +212,15 @@
             <w:tcW w:type="dxa" w:w="4819"/>
           </w:tcPr>
           <w:p>
-            <w:pPr>
-              <w:spacing w:after="20"/>
-            </w:pPr>
             <w:r>
               <w:rPr>
-                <w:sz w:val="19"/>
+                <w:sz w:val="18"/>
+              </w:rPr>
+            </w:r>
+            <w:r>
+              <w:rPr>
+                <w:b w:val="0"/>
+                <w:sz w:val="18"/>
               </w:rPr>
               <w:t>① 天湖寺早晚课诵本·发愿（PDF课诵本：每日发愿）② 慈经·应作慈爱经（PDF课件：行住坐卧皆修慈）</w:t>
             </w:r>
@@ -189,15 +231,18 @@
         <w:tc>
           <w:tcPr>
             <w:tcW w:type="dxa" w:w="4819"/>
-            <w:shd w:val="clear" w:color="auto" w:fill="F2F2F2"/>
+            <w:shd w:val="clear" w:fill="F2F5FA"/>
           </w:tcPr>
           <w:p>
-            <w:pPr>
-              <w:spacing w:after="20"/>
-            </w:pPr>
             <w:r>
               <w:rPr>
-                <w:sz w:val="19"/>
+                <w:sz w:val="18"/>
+              </w:rPr>
+            </w:r>
+            <w:r>
+              <w:rPr>
+                <w:b w:val="0"/>
+                <w:sz w:val="18"/>
               </w:rPr>
               <w:t>本周练习</w:t>
             </w:r>
@@ -206,15 +251,18 @@
         <w:tc>
           <w:tcPr>
             <w:tcW w:type="dxa" w:w="4819"/>
-            <w:shd w:val="clear" w:color="auto" w:fill="F2F2F2"/>
+            <w:shd w:val="clear" w:fill="F2F5FA"/>
           </w:tcPr>
           <w:p>
-            <w:pPr>
-              <w:spacing w:after="20"/>
-            </w:pPr>
             <w:r>
               <w:rPr>
-                <w:sz w:val="19"/>
+                <w:sz w:val="18"/>
+              </w:rPr>
+            </w:r>
+            <w:r>
+              <w:rPr>
+                <w:b w:val="0"/>
+                <w:sz w:val="18"/>
               </w:rPr>
               <w:t>选一个生活场景（睡前/见人前/生气时），用慈心应对</w:t>
             </w:r>
@@ -223,15 +271,11 @@
       </w:tr>
     </w:tbl>
     <w:p>
-      <w:pPr>
-        <w:spacing w:before="160" w:after="80"/>
-      </w:pPr>
       <w:r>
         <w:rPr>
-          <w:rFonts w:ascii="Microsoft YaHei" w:hAnsi="Microsoft YaHei" w:eastAsia="Microsoft YaHei"/>
           <w:b/>
-          <w:color w:val="1E5631"/>
-          <w:sz w:val="28"/>
+          <w:color w:val="1E4620"/>
+          <w:sz w:val="26"/>
         </w:rPr>
         <w:t>🧘 静心开场（10 min）</w:t>
       </w:r>
@@ -240,183 +284,179 @@
       <w:r>
         <w:rPr>
           <w:b/>
-          <w:sz w:val="21"/>
         </w:rPr>
         <w:t>请跟随引导静心</w:t>
       </w:r>
       <w:r>
         <w:rPr>
-          <w:sz w:val="21"/>
+          <w:b w:val="0"/>
         </w:rPr>
         <w:t>：</w:t>
       </w:r>
     </w:p>
     <w:p>
       <w:pPr>
-        <w:spacing w:before="40" w:after="80"/>
-        <w:ind w:left="283"/>
-        <w:shd w:val="clear" w:color="auto" w:fill="EDF6EF"/>
+        <w:ind w:left="170"/>
         <w:pBdr>
-          <w:left w:val="single" w:sz="20" w:space="6" w:color="1E5631"/>
+          <w:left w:val="single" w:sz="18" w:space="4" w:color="1E4620"/>
         </w:pBdr>
+        <w:shd w:val="clear" w:fill="F2F5FA"/>
       </w:pPr>
       <w:r>
         <w:rPr>
-          <w:sz w:val="20"/>
+          <w:b w:val="0"/>
         </w:rPr>
-        <w:t>先静坐一分钟。（停顿） 前六周我们学会了慈心的四步练习、四无量心。但修行最难的从来不是"在垫子上"，而是"在生活中"——生气的时候、害怕的时候、睡不着的时候。今天我们就来聊聊，怎么把慈心带进这些真实的时刻。</w:t>
+        <w:t>先静坐一分钟。（停顿）</w:t>
       </w:r>
     </w:p>
     <w:p>
       <w:pPr>
-        <w:spacing w:before="40" w:after="80"/>
-        <w:ind w:left="283"/>
-        <w:shd w:val="clear" w:color="auto" w:fill="EDF6EF"/>
+        <w:ind w:left="170"/>
         <w:pBdr>
-          <w:left w:val="single" w:sz="20" w:space="6" w:color="1E5631"/>
+          <w:left w:val="single" w:sz="18" w:space="4" w:color="1E4620"/>
         </w:pBdr>
+        <w:shd w:val="clear" w:fill="F2F5FA"/>
       </w:pPr>
       <w:r>
         <w:rPr>
-          <w:sz w:val="20"/>
+          <w:b w:val="0"/>
+        </w:rPr>
+        <w:t>前六周我们学会了慈心的四步练习、四无量心。但修行最难的从来不是"在垫子上"，而是"在生活中"——生气的时候、害怕的时候、睡不着的时候。今天我们就来聊聊，怎么把慈心带进这些真实的时刻。</w:t>
+      </w:r>
+    </w:p>
+    <w:p>
+      <w:pPr>
+        <w:ind w:left="170"/>
+        <w:pBdr>
+          <w:left w:val="single" w:sz="18" w:space="4" w:color="1E4620"/>
+        </w:pBdr>
+        <w:shd w:val="clear" w:fill="F2F5FA"/>
+      </w:pPr>
+      <w:r>
+        <w:rPr>
+          <w:b w:val="0"/>
         </w:rPr>
         <w:t xml:space="preserve">💬 </w:t>
       </w:r>
       <w:r>
         <w:rPr>
           <w:b/>
-          <w:sz w:val="20"/>
         </w:rPr>
         <w:t>破冰｜3–5分钟</w:t>
       </w:r>
       <w:r>
         <w:rPr>
-          <w:sz w:val="20"/>
+          <w:b w:val="0"/>
         </w:rPr>
         <w:t>：这周，有没有哪个时刻，你很希望自己「别被情绪带走」？</w:t>
       </w:r>
     </w:p>
     <w:p>
       <w:pPr>
-        <w:spacing w:before="40" w:after="80"/>
-        <w:ind w:left="283"/>
-        <w:shd w:val="clear" w:color="auto" w:fill="EDF6EF"/>
+        <w:ind w:left="170"/>
         <w:pBdr>
-          <w:left w:val="single" w:sz="20" w:space="6" w:color="1E5631"/>
+          <w:left w:val="single" w:sz="18" w:space="4" w:color="1E4620"/>
         </w:pBdr>
+        <w:shd w:val="clear" w:fill="F2F5FA"/>
       </w:pPr>
       <w:r>
         <w:rPr>
-          <w:sz w:val="20"/>
+          <w:b w:val="0"/>
         </w:rPr>
         <w:t xml:space="preserve">🛡️ </w:t>
       </w:r>
       <w:r>
         <w:rPr>
           <w:b/>
-          <w:sz w:val="20"/>
         </w:rPr>
         <w:t>心理安全三约定</w:t>
       </w:r>
       <w:r>
         <w:rPr>
-          <w:sz w:val="20"/>
+          <w:b w:val="0"/>
         </w:rPr>
         <w:t xml:space="preserve">（每次开场在心里过一遍）：① </w:t>
       </w:r>
       <w:r>
         <w:rPr>
           <w:b/>
-          <w:sz w:val="20"/>
         </w:rPr>
         <w:t>保密</w:t>
       </w:r>
       <w:r>
         <w:rPr>
-          <w:sz w:val="20"/>
+          <w:b w:val="0"/>
         </w:rPr>
         <w:t xml:space="preserve">——这里说的话不出这间屋子；② </w:t>
       </w:r>
       <w:r>
         <w:rPr>
           <w:b/>
-          <w:sz w:val="20"/>
         </w:rPr>
         <w:t>不评判</w:t>
       </w:r>
       <w:r>
         <w:rPr>
-          <w:sz w:val="20"/>
+          <w:b w:val="0"/>
         </w:rPr>
         <w:t xml:space="preserve">——不评价任何人的分享，也不急着评价自己；③ </w:t>
       </w:r>
       <w:r>
         <w:rPr>
           <w:b/>
-          <w:sz w:val="20"/>
         </w:rPr>
         <w:t>可随时暂停</w:t>
       </w:r>
       <w:r>
         <w:rPr>
-          <w:sz w:val="20"/>
+          <w:b w:val="0"/>
         </w:rPr>
         <w:t>——任何时候觉得不舒服，都可以停下来休息、喝水或离开，不需要解释。</w:t>
       </w:r>
     </w:p>
     <w:p>
-      <w:pPr>
-        <w:spacing w:before="160" w:after="80"/>
-      </w:pPr>
       <w:r>
         <w:rPr>
-          <w:rFonts w:ascii="Microsoft YaHei" w:hAnsi="Microsoft YaHei" w:eastAsia="Microsoft YaHei"/>
           <w:b/>
-          <w:color w:val="1E5631"/>
-          <w:sz w:val="28"/>
+          <w:color w:val="1E4620"/>
+          <w:sz w:val="26"/>
         </w:rPr>
         <w:t>📖 共读原文（25 min）</w:t>
       </w:r>
     </w:p>
     <w:p>
       <w:pPr>
-        <w:spacing w:before="40" w:after="80"/>
-        <w:ind w:left="283"/>
-        <w:shd w:val="clear" w:color="auto" w:fill="EDF6EF"/>
+        <w:ind w:left="170"/>
         <w:pBdr>
-          <w:left w:val="single" w:sz="20" w:space="6" w:color="1E5631"/>
+          <w:left w:val="single" w:sz="18" w:space="4" w:color="1E4620"/>
         </w:pBdr>
+        <w:shd w:val="clear" w:fill="F2F5FA"/>
       </w:pPr>
       <w:r>
         <w:rPr>
-          <w:sz w:val="20"/>
+          <w:b w:val="0"/>
         </w:rPr>
         <w:t xml:space="preserve">🎤 </w:t>
       </w:r>
       <w:r>
         <w:rPr>
           <w:b/>
-          <w:sz w:val="20"/>
         </w:rPr>
         <w:t>本周朗读段</w:t>
       </w:r>
       <w:r>
         <w:rPr>
-          <w:sz w:val="20"/>
+          <w:b w:val="0"/>
         </w:rPr>
         <w:t>（★核心段落｜约 296 字｜中等稍慢约 2 分钟；本讲共读原文正文合计约 537 字）：先朗读全部★核心段落；◈扩展段落及补充原文作默读／选读／延伸。</w:t>
       </w:r>
     </w:p>
     <w:p>
-      <w:pPr>
-        <w:spacing w:before="120" w:after="80"/>
-      </w:pPr>
       <w:r>
         <w:rPr>
-          <w:rFonts w:ascii="Microsoft YaHei" w:hAnsi="Microsoft YaHei" w:eastAsia="Microsoft YaHei"/>
           <w:b/>
-          <w:color w:val="1E5631"/>
-          <w:sz w:val="25"/>
+          <w:color w:val="1E4620"/>
+          <w:sz w:val="23"/>
         </w:rPr>
         <w:t>原文材料①：慈心融入每日课诵——发愿文（Patthanā）</w:t>
       </w:r>
@@ -425,13 +465,12 @@
       <w:r>
         <w:rPr>
           <w:b/>
-          <w:sz w:val="21"/>
         </w:rPr>
         <w:t>★核心段落（必读）</w:t>
       </w:r>
       <w:r>
         <w:rPr>
-          <w:sz w:val="21"/>
+          <w:b w:val="0"/>
         </w:rPr>
         <w:t>【本周朗读段】</w:t>
       </w:r>
@@ -440,7 +479,6 @@
       <w:r>
         <w:rPr>
           <w:b/>
-          <w:sz w:val="21"/>
         </w:rPr>
         <w:t>（二）发愿（Patthanā）</w:t>
       </w:r>
@@ -448,7 +486,7 @@
     <w:p>
       <w:r>
         <w:rPr>
-          <w:sz w:val="21"/>
+          <w:b w:val="0"/>
         </w:rPr>
         <w:t>Idaṃ me ñātīnaṃ hotu, sukhitā hontu ñātayo! （x3）</w:t>
       </w:r>
@@ -456,7 +494,7 @@
     <w:p>
       <w:r>
         <w:rPr>
-          <w:sz w:val="21"/>
+          <w:b w:val="0"/>
         </w:rPr>
         <w:t>愿此为我亲，愿诸亲快乐！（三遍）</w:t>
       </w:r>
@@ -464,7 +502,7 @@
     <w:p>
       <w:r>
         <w:rPr>
-          <w:sz w:val="21"/>
+          <w:b w:val="0"/>
         </w:rPr>
         <w:t>Iminā puñña-kammena, mā me bāla-samāgamo,</w:t>
       </w:r>
@@ -472,7 +510,7 @@
     <w:p>
       <w:r>
         <w:rPr>
-          <w:sz w:val="21"/>
+          <w:b w:val="0"/>
         </w:rPr>
         <w:t>以此功德业，我不遇愚人，</w:t>
       </w:r>
@@ -480,7 +518,7 @@
     <w:p>
       <w:r>
         <w:rPr>
-          <w:sz w:val="21"/>
+          <w:b w:val="0"/>
         </w:rPr>
         <w:t>Sataṃ samāgamo hotu, yāvanibbāna-pattiyā! （x3）</w:t>
       </w:r>
@@ -488,7 +526,7 @@
     <w:p>
       <w:r>
         <w:rPr>
-          <w:sz w:val="21"/>
+          <w:b w:val="0"/>
         </w:rPr>
         <w:t>愿会遇善士，直到证涅槃！（三遍）</w:t>
       </w:r>
@@ -496,7 +534,7 @@
     <w:p>
       <w:r>
         <w:rPr>
-          <w:sz w:val="21"/>
+          <w:b w:val="0"/>
         </w:rPr>
         <w:t>Idaṃ me puñña-kammaṃ, āsavakkhayāvahaṃ hotu. （x3）</w:t>
       </w:r>
@@ -504,7 +542,7 @@
     <w:p>
       <w:r>
         <w:rPr>
-          <w:sz w:val="21"/>
+          <w:b w:val="0"/>
         </w:rPr>
         <w:t>愿我此德行，导向诸漏尽！（三遍）</w:t>
       </w:r>
@@ -512,7 +550,7 @@
     <w:p>
       <w:r>
         <w:rPr>
-          <w:sz w:val="21"/>
+          <w:b w:val="0"/>
         </w:rPr>
         <w:t>Sabba dukkha pamuccatu!</w:t>
       </w:r>
@@ -520,7 +558,7 @@
     <w:p>
       <w:r>
         <w:rPr>
-          <w:sz w:val="21"/>
+          <w:b w:val="0"/>
         </w:rPr>
         <w:t>愿解脱一切苦！</w:t>
       </w:r>
@@ -529,13 +567,12 @@
       <w:r>
         <w:rPr>
           <w:b/>
-          <w:sz w:val="21"/>
         </w:rPr>
         <w:t>◈扩展段落（可选）</w:t>
       </w:r>
       <w:r>
         <w:rPr>
-          <w:sz w:val="21"/>
+          <w:b w:val="0"/>
         </w:rPr>
         <w:t>【默读／选读／延伸】</w:t>
       </w:r>
@@ -544,42 +581,39 @@
       <w:r>
         <w:rPr>
           <w:b/>
-          <w:sz w:val="21"/>
         </w:rPr>
         <w:t>（三）散播慈爱与发愿（Mettābhāvanā ca Patthanā ca）的实践定位</w:t>
       </w:r>
       <w:r>
         <w:rPr>
-          <w:sz w:val="21"/>
+          <w:b w:val="0"/>
         </w:rPr>
         <w:t>——课诵本中注明："每晚在结束一天的修行生活前念诵"。这告诉我们：慈心不只是打坐时的练习，更要变成</w:t>
       </w:r>
       <w:r>
         <w:rPr>
           <w:b/>
-          <w:sz w:val="21"/>
         </w:rPr>
         <w:t>每日功课</w:t>
       </w:r>
       <w:r>
         <w:rPr>
-          <w:sz w:val="21"/>
+          <w:b w:val="0"/>
         </w:rPr>
         <w:t>——每晚念诵应作慈爱经、发愿、散播慈爱，让慈心成为一天修行生活的收尾，日复一日，慈心才能"持续地被生起"。</w:t>
       </w:r>
     </w:p>
     <w:p>
       <w:pPr>
-        <w:spacing w:before="40" w:after="80"/>
-        <w:ind w:left="283"/>
-        <w:shd w:val="clear" w:color="auto" w:fill="EDF6EF"/>
+        <w:ind w:left="170"/>
         <w:pBdr>
-          <w:left w:val="single" w:sz="20" w:space="6" w:color="1E5631"/>
+          <w:left w:val="single" w:sz="18" w:space="4" w:color="1E4620"/>
         </w:pBdr>
+        <w:shd w:val="clear" w:fill="F2F5FA"/>
       </w:pPr>
       <w:r>
         <w:rPr>
-          <w:sz w:val="20"/>
+          <w:b w:val="0"/>
         </w:rPr>
         <w:t>实践引导（可带领大家当场试）：今晚睡前，试着把上面这段发愿文念三遍——"愿此为我亲，愿诸亲快乐"，带着对亲友的祝福入睡。这就是把慈心变成每日功课的第一步。</w:t>
       </w:r>
@@ -588,84 +622,69 @@
       <w:r>
         <w:rPr>
           <w:b/>
-          <w:sz w:val="21"/>
         </w:rPr>
         <w:t>◈扩展段落（可选）</w:t>
       </w:r>
       <w:r>
         <w:rPr>
-          <w:sz w:val="21"/>
+          <w:b w:val="0"/>
         </w:rPr>
         <w:t>【默读／选读／延伸】</w:t>
       </w:r>
     </w:p>
     <w:p>
       <w:pPr>
-        <w:spacing w:before="40" w:after="80"/>
-        <w:ind w:left="283"/>
-        <w:shd w:val="clear" w:color="auto" w:fill="EDF6EF"/>
+        <w:ind w:left="170"/>
         <w:pBdr>
-          <w:left w:val="single" w:sz="20" w:space="6" w:color="1E5631"/>
+          <w:left w:val="single" w:sz="18" w:space="4" w:color="1E4620"/>
         </w:pBdr>
+        <w:shd w:val="clear" w:fill="F2F5FA"/>
       </w:pPr>
       <w:r>
         <w:rPr>
-          <w:sz w:val="20"/>
+          <w:b w:val="0"/>
         </w:rPr>
         <w:t>（另：慈心禅那的定位——出自第189讲"（三）慈心禅那的十一种利益"末段）</w:t>
       </w:r>
     </w:p>
     <w:p>
       <w:pPr>
-        <w:spacing w:before="40" w:after="80"/>
-        <w:ind w:left="283"/>
-        <w:shd w:val="clear" w:color="auto" w:fill="EDF6EF"/>
+        <w:ind w:left="170"/>
         <w:pBdr>
-          <w:left w:val="single" w:sz="20" w:space="6" w:color="1E5631"/>
+          <w:left w:val="single" w:sz="18" w:space="4" w:color="1E4620"/>
         </w:pBdr>
+        <w:shd w:val="clear" w:fill="F2F5FA"/>
       </w:pPr>
       <w:r>
         <w:rPr>
-          <w:sz w:val="20"/>
+          <w:b w:val="0"/>
         </w:rPr>
         <w:t>然而慈心禅只能暂时灭除瞋恚；若要根除瞋恚，必须精进地修行直到证得不来道（三果圣者），因为该圣道才能根除瞋恚。（三果圣者不管碰到任何事情都不会生气。）</w:t>
       </w:r>
     </w:p>
     <w:p>
-      <w:pPr>
-        <w:spacing w:before="120" w:after="80"/>
-      </w:pPr>
       <w:r>
         <w:rPr>
-          <w:rFonts w:ascii="Microsoft YaHei" w:hAnsi="Microsoft YaHei" w:eastAsia="Microsoft YaHei"/>
           <w:b/>
-          <w:color w:val="1E5631"/>
-          <w:sz w:val="25"/>
+          <w:color w:val="1E4620"/>
+          <w:sz w:val="23"/>
         </w:rPr>
         <w:t>原文材料②：应作慈爱经——行住坐卧皆修慈</w:t>
       </w:r>
     </w:p>
     <w:p>
       <w:pPr>
-        <w:ind w:left="340"/>
+        <w:pStyle w:val="ListBullet"/>
       </w:pPr>
       <w:r>
         <w:rPr>
-          <w:color w:val="1E5631"/>
-          <w:sz w:val="21"/>
-        </w:rPr>
-        <w:t xml:space="preserve">• </w:t>
-      </w:r>
-      <w:r>
-        <w:rPr>
-          <w:sz w:val="21"/>
+          <w:b w:val="0"/>
         </w:rPr>
         <w:t xml:space="preserve">📌 </w:t>
       </w:r>
       <w:r>
         <w:rPr>
           <w:b/>
-          <w:sz w:val="21"/>
         </w:rPr>
         <w:t>完整原文见《原文全集》第六部分（应作慈爱经，含巴利原文与中文翻译）</w:t>
       </w:r>
@@ -674,13 +693,12 @@
       <w:r>
         <w:rPr>
           <w:b/>
-          <w:sz w:val="21"/>
         </w:rPr>
         <w:t>经文原文摘录（共读用）——完整经文（复制自《原文全集》第六部分，未作删改）</w:t>
       </w:r>
       <w:r>
         <w:rPr>
-          <w:sz w:val="21"/>
+          <w:b w:val="0"/>
         </w:rPr>
         <w:t>：</w:t>
       </w:r>
@@ -689,270 +707,715 @@
       <w:r>
         <w:rPr>
           <w:b/>
-          <w:sz w:val="21"/>
         </w:rPr>
         <w:t>◈扩展段落（可选）</w:t>
       </w:r>
       <w:r>
         <w:rPr>
-          <w:sz w:val="21"/>
+          <w:b w:val="0"/>
         </w:rPr>
         <w:t>（时间紧时跳过巴利原文，直接读中文）【默读／选读／延伸】</w:t>
       </w:r>
     </w:p>
     <w:p>
       <w:pPr>
-        <w:spacing w:before="40" w:after="80"/>
-        <w:ind w:left="283"/>
-        <w:shd w:val="clear" w:color="auto" w:fill="EDF6EF"/>
+        <w:ind w:left="170"/>
         <w:pBdr>
-          <w:left w:val="single" w:sz="20" w:space="6" w:color="1E5631"/>
+          <w:left w:val="single" w:sz="18" w:space="4" w:color="1E4620"/>
         </w:pBdr>
+        <w:shd w:val="clear" w:fill="F2F5FA"/>
       </w:pPr>
       <w:r>
         <w:rPr>
           <w:b/>
-          <w:sz w:val="20"/>
         </w:rPr>
         <w:t>【巴利原文】</w:t>
       </w:r>
     </w:p>
     <w:p>
       <w:pPr>
-        <w:spacing w:before="40" w:after="80"/>
-        <w:ind w:left="283"/>
-        <w:shd w:val="clear" w:color="auto" w:fill="EDF6EF"/>
+        <w:ind w:left="170"/>
         <w:pBdr>
-          <w:left w:val="single" w:sz="20" w:space="6" w:color="1E5631"/>
+          <w:left w:val="single" w:sz="18" w:space="4" w:color="1E4620"/>
         </w:pBdr>
+        <w:shd w:val="clear" w:fill="F2F5FA"/>
       </w:pPr>
       <w:r>
         <w:rPr>
-          <w:sz w:val="20"/>
+          <w:b w:val="0"/>
         </w:rPr>
-        <w:t>Karaṇīyam atthakusalena, yantaṃ santaṃ padaṃ abhisamecca: sakko ujū ca sūjū ca, suvaco c'assa mudu anatimānī; Santussako ca subharo ca, appakicco ca sallahukavutti, santindriyo ca nipako ca, appagabbho kulesu ananugiddho. Na ca khuddaṃ samācare kiñci, yena viññū pare upavadeyyuṃ. sukhino vā khemino hontu, sabbe sattā bhavantu sukhitattā. Ye keci pāṇabhūt'atthi, tasā vā thāvarā vā anavasesā, dīghā vā ye mahantā vā, majjhimā rassakāṇukathūlā; Diṭṭhā vā yeva addiṭṭhā, ye ca dūre vasanti avidūre, bhūtā vā sambhavesī vā, sabbe sattā bhavantu sukhitattā. Na paro paraṃ nikubbetha, nātimaññetha katthaci naṃ kañci; byārosanā paṭighasaññā, nāññamaññassa dukkhamiccheyya. Mātā yathā niyaṃ puttaṃ, āyusā ekaputtamanurakkhe; evampi sabbabhūtesu, mānasaṃ bhāvaye aparimāṇaṃ. Mettañca sabbalokasmiṃ, mānasaṃ bhāvaye aparimāṇaṃ, uddhaṃ adho ca tiriyañca, asambādhaṃ averaṃ asapattaṃ. Tiṭṭhaṃ caraṃ nisinno vā, sayāno vā yāvat'assa vigatamiddho, etaṃ satiṃ adhiṭṭheyya, brahmametaṃ vihāraṃ idhamāhu. Diṭṭhiñca anupagamma, sīlavā dassanena sampanno, kāmesu vineyya gedhaṃ, na hi jātu gabbhaseyyaṃ punaretīti.</w:t>
+        <w:t>Karaṇīyam atthakusalena, yantaṃ santaṃ padaṃ abhisamecca:</w:t>
+      </w:r>
+    </w:p>
+    <w:p>
+      <w:pPr>
+        <w:ind w:left="170"/>
+        <w:pBdr>
+          <w:left w:val="single" w:sz="18" w:space="4" w:color="1E4620"/>
+        </w:pBdr>
+        <w:shd w:val="clear" w:fill="F2F5FA"/>
+      </w:pPr>
+      <w:r>
+        <w:rPr>
+          <w:b w:val="0"/>
+        </w:rPr>
+        <w:t>sakko ujū ca sūjū ca, suvaco c'assa mudu anatimānī;</w:t>
+      </w:r>
+    </w:p>
+    <w:p>
+      <w:pPr>
+        <w:ind w:left="170"/>
+        <w:pBdr>
+          <w:left w:val="single" w:sz="18" w:space="4" w:color="1E4620"/>
+        </w:pBdr>
+        <w:shd w:val="clear" w:fill="F2F5FA"/>
+      </w:pPr>
+      <w:r>
+        <w:rPr>
+          <w:b w:val="0"/>
+        </w:rPr>
+        <w:t>Santussako ca subharo ca, appakicco ca sallahukavutti,</w:t>
+      </w:r>
+    </w:p>
+    <w:p>
+      <w:pPr>
+        <w:ind w:left="170"/>
+        <w:pBdr>
+          <w:left w:val="single" w:sz="18" w:space="4" w:color="1E4620"/>
+        </w:pBdr>
+        <w:shd w:val="clear" w:fill="F2F5FA"/>
+      </w:pPr>
+      <w:r>
+        <w:rPr>
+          <w:b w:val="0"/>
+        </w:rPr>
+        <w:t>santindriyo ca nipako ca, appagabbho kulesu ananugiddho.</w:t>
+      </w:r>
+    </w:p>
+    <w:p>
+      <w:pPr>
+        <w:ind w:left="170"/>
+        <w:pBdr>
+          <w:left w:val="single" w:sz="18" w:space="4" w:color="1E4620"/>
+        </w:pBdr>
+        <w:shd w:val="clear" w:fill="F2F5FA"/>
+      </w:pPr>
+      <w:r>
+        <w:rPr>
+          <w:b w:val="0"/>
+        </w:rPr>
+        <w:t>Na ca khuddaṃ samācare kiñci, yena viññū pare upavadeyyuṃ.</w:t>
+      </w:r>
+    </w:p>
+    <w:p>
+      <w:pPr>
+        <w:ind w:left="170"/>
+        <w:pBdr>
+          <w:left w:val="single" w:sz="18" w:space="4" w:color="1E4620"/>
+        </w:pBdr>
+        <w:shd w:val="clear" w:fill="F2F5FA"/>
+      </w:pPr>
+      <w:r>
+        <w:rPr>
+          <w:b w:val="0"/>
+        </w:rPr>
+        <w:t>sukhino vā khemino hontu, sabbe sattā bhavantu sukhitattā.</w:t>
+      </w:r>
+    </w:p>
+    <w:p>
+      <w:pPr>
+        <w:ind w:left="170"/>
+        <w:pBdr>
+          <w:left w:val="single" w:sz="18" w:space="4" w:color="1E4620"/>
+        </w:pBdr>
+        <w:shd w:val="clear" w:fill="F2F5FA"/>
+      </w:pPr>
+      <w:r>
+        <w:rPr>
+          <w:b w:val="0"/>
+        </w:rPr>
+        <w:t>Ye keci pāṇabhūt'atthi, tasā vā thāvarā vā anavasesā,</w:t>
+      </w:r>
+    </w:p>
+    <w:p>
+      <w:pPr>
+        <w:ind w:left="170"/>
+        <w:pBdr>
+          <w:left w:val="single" w:sz="18" w:space="4" w:color="1E4620"/>
+        </w:pBdr>
+        <w:shd w:val="clear" w:fill="F2F5FA"/>
+      </w:pPr>
+      <w:r>
+        <w:rPr>
+          <w:b w:val="0"/>
+        </w:rPr>
+        <w:t>dīghā vā ye mahantā vā, majjhimā rassakāṇukathūlā;</w:t>
+      </w:r>
+    </w:p>
+    <w:p>
+      <w:pPr>
+        <w:ind w:left="170"/>
+        <w:pBdr>
+          <w:left w:val="single" w:sz="18" w:space="4" w:color="1E4620"/>
+        </w:pBdr>
+        <w:shd w:val="clear" w:fill="F2F5FA"/>
+      </w:pPr>
+      <w:r>
+        <w:rPr>
+          <w:b w:val="0"/>
+        </w:rPr>
+        <w:t>Diṭṭhā vā yeva addiṭṭhā, ye ca dūre vasanti avidūre,</w:t>
+      </w:r>
+    </w:p>
+    <w:p>
+      <w:pPr>
+        <w:ind w:left="170"/>
+        <w:pBdr>
+          <w:left w:val="single" w:sz="18" w:space="4" w:color="1E4620"/>
+        </w:pBdr>
+        <w:shd w:val="clear" w:fill="F2F5FA"/>
+      </w:pPr>
+      <w:r>
+        <w:rPr>
+          <w:b w:val="0"/>
+        </w:rPr>
+        <w:t>bhūtā vā sambhavesī vā, sabbe sattā bhavantu sukhitattā.</w:t>
+      </w:r>
+    </w:p>
+    <w:p>
+      <w:pPr>
+        <w:ind w:left="170"/>
+        <w:pBdr>
+          <w:left w:val="single" w:sz="18" w:space="4" w:color="1E4620"/>
+        </w:pBdr>
+        <w:shd w:val="clear" w:fill="F2F5FA"/>
+      </w:pPr>
+      <w:r>
+        <w:rPr>
+          <w:b w:val="0"/>
+        </w:rPr>
+        <w:t>Na paro paraṃ nikubbetha, nātimaññetha katthaci naṃ kañci;</w:t>
+      </w:r>
+    </w:p>
+    <w:p>
+      <w:pPr>
+        <w:ind w:left="170"/>
+        <w:pBdr>
+          <w:left w:val="single" w:sz="18" w:space="4" w:color="1E4620"/>
+        </w:pBdr>
+        <w:shd w:val="clear" w:fill="F2F5FA"/>
+      </w:pPr>
+      <w:r>
+        <w:rPr>
+          <w:b w:val="0"/>
+        </w:rPr>
+        <w:t>byārosanā paṭighasaññā, nāññamaññassa dukkhamiccheyya.</w:t>
+      </w:r>
+    </w:p>
+    <w:p>
+      <w:pPr>
+        <w:ind w:left="170"/>
+        <w:pBdr>
+          <w:left w:val="single" w:sz="18" w:space="4" w:color="1E4620"/>
+        </w:pBdr>
+        <w:shd w:val="clear" w:fill="F2F5FA"/>
+      </w:pPr>
+      <w:r>
+        <w:rPr>
+          <w:b w:val="0"/>
+        </w:rPr>
+        <w:t>Mātā yathā niyaṃ puttaṃ, āyusā ekaputtamanurakkhe;</w:t>
+      </w:r>
+    </w:p>
+    <w:p>
+      <w:pPr>
+        <w:ind w:left="170"/>
+        <w:pBdr>
+          <w:left w:val="single" w:sz="18" w:space="4" w:color="1E4620"/>
+        </w:pBdr>
+        <w:shd w:val="clear" w:fill="F2F5FA"/>
+      </w:pPr>
+      <w:r>
+        <w:rPr>
+          <w:b w:val="0"/>
+        </w:rPr>
+        <w:t>evampi sabbabhūtesu, mānasaṃ bhāvaye aparimāṇaṃ.</w:t>
+      </w:r>
+    </w:p>
+    <w:p>
+      <w:pPr>
+        <w:ind w:left="170"/>
+        <w:pBdr>
+          <w:left w:val="single" w:sz="18" w:space="4" w:color="1E4620"/>
+        </w:pBdr>
+        <w:shd w:val="clear" w:fill="F2F5FA"/>
+      </w:pPr>
+      <w:r>
+        <w:rPr>
+          <w:b w:val="0"/>
+        </w:rPr>
+        <w:t>Mettañca sabbalokasmiṃ, mānasaṃ bhāvaye aparimāṇaṃ,</w:t>
+      </w:r>
+    </w:p>
+    <w:p>
+      <w:pPr>
+        <w:ind w:left="170"/>
+        <w:pBdr>
+          <w:left w:val="single" w:sz="18" w:space="4" w:color="1E4620"/>
+        </w:pBdr>
+        <w:shd w:val="clear" w:fill="F2F5FA"/>
+      </w:pPr>
+      <w:r>
+        <w:rPr>
+          <w:b w:val="0"/>
+        </w:rPr>
+        <w:t>uddhaṃ adho ca tiriyañca, asambādhaṃ averaṃ asapattaṃ.</w:t>
+      </w:r>
+    </w:p>
+    <w:p>
+      <w:pPr>
+        <w:ind w:left="170"/>
+        <w:pBdr>
+          <w:left w:val="single" w:sz="18" w:space="4" w:color="1E4620"/>
+        </w:pBdr>
+        <w:shd w:val="clear" w:fill="F2F5FA"/>
+      </w:pPr>
+      <w:r>
+        <w:rPr>
+          <w:b w:val="0"/>
+        </w:rPr>
+        <w:t>Tiṭṭhaṃ caraṃ nisinno vā, sayāno vā yāvat'assa vigatamiddho,</w:t>
+      </w:r>
+    </w:p>
+    <w:p>
+      <w:pPr>
+        <w:ind w:left="170"/>
+        <w:pBdr>
+          <w:left w:val="single" w:sz="18" w:space="4" w:color="1E4620"/>
+        </w:pBdr>
+        <w:shd w:val="clear" w:fill="F2F5FA"/>
+      </w:pPr>
+      <w:r>
+        <w:rPr>
+          <w:b w:val="0"/>
+        </w:rPr>
+        <w:t>etaṃ satiṃ adhiṭṭheyya, brahmametaṃ vihāraṃ idhamāhu.</w:t>
+      </w:r>
+    </w:p>
+    <w:p>
+      <w:pPr>
+        <w:ind w:left="170"/>
+        <w:pBdr>
+          <w:left w:val="single" w:sz="18" w:space="4" w:color="1E4620"/>
+        </w:pBdr>
+        <w:shd w:val="clear" w:fill="F2F5FA"/>
+      </w:pPr>
+      <w:r>
+        <w:rPr>
+          <w:b w:val="0"/>
+        </w:rPr>
+        <w:t>Diṭṭhiñca anupagamma, sīlavā dassanena sampanno,</w:t>
+      </w:r>
+    </w:p>
+    <w:p>
+      <w:pPr>
+        <w:ind w:left="170"/>
+        <w:pBdr>
+          <w:left w:val="single" w:sz="18" w:space="4" w:color="1E4620"/>
+        </w:pBdr>
+        <w:shd w:val="clear" w:fill="F2F5FA"/>
+      </w:pPr>
+      <w:r>
+        <w:rPr>
+          <w:b w:val="0"/>
+        </w:rPr>
+        <w:t>kāmesu vineyya gedhaṃ, na hi jātu gabbhaseyyaṃ punaretīti.</w:t>
       </w:r>
     </w:p>
     <w:p>
       <w:r>
         <w:rPr>
           <w:b/>
-          <w:sz w:val="21"/>
         </w:rPr>
         <w:t>★核心段落（必读）</w:t>
       </w:r>
       <w:r>
         <w:rPr>
-          <w:sz w:val="21"/>
+          <w:b w:val="0"/>
         </w:rPr>
         <w:t>【本周朗读段】</w:t>
       </w:r>
     </w:p>
     <w:p>
       <w:pPr>
-        <w:spacing w:before="40" w:after="80"/>
-        <w:ind w:left="283"/>
-        <w:shd w:val="clear" w:color="auto" w:fill="EDF6EF"/>
+        <w:ind w:left="170"/>
         <w:pBdr>
-          <w:left w:val="single" w:sz="20" w:space="6" w:color="1E5631"/>
+          <w:left w:val="single" w:sz="18" w:space="4" w:color="1E4620"/>
         </w:pBdr>
+        <w:shd w:val="clear" w:fill="F2F5FA"/>
       </w:pPr>
       <w:r>
         <w:rPr>
           <w:b/>
-          <w:sz w:val="20"/>
         </w:rPr>
         <w:t>【中文翻译】</w:t>
       </w:r>
     </w:p>
     <w:p>
       <w:pPr>
-        <w:spacing w:before="40" w:after="80"/>
-        <w:ind w:left="283"/>
-        <w:shd w:val="clear" w:color="auto" w:fill="EDF6EF"/>
+        <w:ind w:left="170"/>
         <w:pBdr>
-          <w:left w:val="single" w:sz="20" w:space="6" w:color="1E5631"/>
+          <w:left w:val="single" w:sz="18" w:space="4" w:color="1E4620"/>
         </w:pBdr>
+        <w:shd w:val="clear" w:fill="F2F5FA"/>
       </w:pPr>
       <w:r>
         <w:rPr>
-          <w:sz w:val="20"/>
+          <w:b w:val="0"/>
         </w:rPr>
-        <w:t>善求义利、领悟寂静境界后应当作： 有能力、正直、诚实，顺从、柔和、不骄慢； 知足、易扶养，少事务、生活简朴， 诸根寂静、贤明，不无礼与不贪著居家； 只要会遭智者谴责，即使是小事也不做。 愿一切有情幸福、安稳！自有其乐！</w:t>
+        <w:t>善求义利、领悟寂静境界后应当作：</w:t>
       </w:r>
     </w:p>
     <w:p>
       <w:pPr>
-        <w:spacing w:before="40" w:after="80"/>
-        <w:ind w:left="283"/>
-        <w:shd w:val="clear" w:color="auto" w:fill="EDF6EF"/>
+        <w:ind w:left="170"/>
         <w:pBdr>
-          <w:left w:val="single" w:sz="20" w:space="6" w:color="1E5631"/>
+          <w:left w:val="single" w:sz="18" w:space="4" w:color="1E4620"/>
         </w:pBdr>
+        <w:shd w:val="clear" w:fill="F2F5FA"/>
       </w:pPr>
       <w:r>
         <w:rPr>
-          <w:sz w:val="20"/>
+          <w:b w:val="0"/>
         </w:rPr>
-        <w:t>凡所有的有情生类，动摇的或不动的，毫无遗漏， 长的或大的，中的、短的、细的或粗的， 凡是见到的或没见到的，住在远方或近处的， 已生的或寻求出生的，愿一切有情自有其乐！</w:t>
+        <w:t>有能力、正直、诚实，顺从、柔和、不骄慢；</w:t>
       </w:r>
     </w:p>
     <w:p>
       <w:pPr>
-        <w:spacing w:before="40" w:after="80"/>
-        <w:ind w:left="283"/>
-        <w:shd w:val="clear" w:color="auto" w:fill="EDF6EF"/>
+        <w:ind w:left="170"/>
         <w:pBdr>
-          <w:left w:val="single" w:sz="20" w:space="6" w:color="1E5631"/>
+          <w:left w:val="single" w:sz="18" w:space="4" w:color="1E4620"/>
         </w:pBdr>
+        <w:shd w:val="clear" w:fill="F2F5FA"/>
       </w:pPr>
       <w:r>
         <w:rPr>
-          <w:sz w:val="20"/>
+          <w:b w:val="0"/>
         </w:rPr>
-        <w:t>不要有人欺骗他人，不要轻视任何地方的任何人， 不要以忿怒、瞋恚想，而彼此希望对方受苦！</w:t>
+        <w:t>知足、易扶养，少事务、生活简朴，</w:t>
       </w:r>
     </w:p>
     <w:p>
       <w:pPr>
-        <w:spacing w:before="40" w:after="80"/>
-        <w:ind w:left="283"/>
-        <w:shd w:val="clear" w:color="auto" w:fill="EDF6EF"/>
+        <w:ind w:left="170"/>
         <w:pBdr>
-          <w:left w:val="single" w:sz="20" w:space="6" w:color="1E5631"/>
+          <w:left w:val="single" w:sz="18" w:space="4" w:color="1E4620"/>
         </w:pBdr>
+        <w:shd w:val="clear" w:fill="F2F5FA"/>
       </w:pPr>
       <w:r>
         <w:rPr>
-          <w:sz w:val="20"/>
+          <w:b w:val="0"/>
         </w:rPr>
-        <w:t>正如母亲对待自己的儿子，会以生命来保护唯一的儿子； 也如此对一切生类培育无量之心！</w:t>
+        <w:t>诸根寂静、贤明，不无礼与不贪著居家；</w:t>
       </w:r>
     </w:p>
     <w:p>
       <w:pPr>
-        <w:spacing w:before="40" w:after="80"/>
-        <w:ind w:left="283"/>
-        <w:shd w:val="clear" w:color="auto" w:fill="EDF6EF"/>
+        <w:ind w:left="170"/>
         <w:pBdr>
-          <w:left w:val="single" w:sz="20" w:space="6" w:color="1E5631"/>
+          <w:left w:val="single" w:sz="18" w:space="4" w:color="1E4620"/>
         </w:pBdr>
+        <w:shd w:val="clear" w:fill="F2F5FA"/>
       </w:pPr>
       <w:r>
         <w:rPr>
-          <w:sz w:val="20"/>
+          <w:b w:val="0"/>
         </w:rPr>
-        <w:t>以慈爱对一切世界培育无量之心， 上方、下方及四方，无障碍、无怨恨、无敌对！</w:t>
+        <w:t>只要会遭智者谴责，即使是小事也不做。</w:t>
       </w:r>
     </w:p>
     <w:p>
       <w:pPr>
-        <w:spacing w:before="40" w:after="80"/>
-        <w:ind w:left="283"/>
-        <w:shd w:val="clear" w:color="auto" w:fill="EDF6EF"/>
+        <w:ind w:left="170"/>
         <w:pBdr>
-          <w:left w:val="single" w:sz="20" w:space="6" w:color="1E5631"/>
+          <w:left w:val="single" w:sz="18" w:space="4" w:color="1E4620"/>
         </w:pBdr>
+        <w:shd w:val="clear" w:fill="F2F5FA"/>
       </w:pPr>
       <w:r>
         <w:rPr>
-          <w:sz w:val="20"/>
+          <w:b w:val="0"/>
         </w:rPr>
-        <w:t>站立、行走、坐着或躺卧，只要他离开睡眠，皆应确立如此之念， 这是他们于此所说的梵住。</w:t>
+        <w:t>愿一切有情幸福、安稳！自有其乐！</w:t>
       </w:r>
     </w:p>
     <w:p>
       <w:pPr>
-        <w:spacing w:before="40" w:after="80"/>
-        <w:ind w:left="283"/>
-        <w:shd w:val="clear" w:color="auto" w:fill="EDF6EF"/>
+        <w:ind w:left="170"/>
         <w:pBdr>
-          <w:left w:val="single" w:sz="20" w:space="6" w:color="1E5631"/>
+          <w:left w:val="single" w:sz="18" w:space="4" w:color="1E4620"/>
         </w:pBdr>
+        <w:shd w:val="clear" w:fill="F2F5FA"/>
       </w:pPr>
       <w:r>
         <w:rPr>
-          <w:sz w:val="20"/>
+          <w:b w:val="0"/>
         </w:rPr>
-        <w:t>不接受邪见，持戒，具足彻见， 调伏对诸欲的贪求，确定不会再投胎！</w:t>
+        <w:t>凡所有的有情生类，动摇的或不动的，毫无遗漏，</w:t>
       </w:r>
     </w:p>
     <w:p>
       <w:pPr>
-        <w:spacing w:before="40" w:after="80"/>
-        <w:ind w:left="283"/>
-        <w:shd w:val="clear" w:color="auto" w:fill="EDF6EF"/>
+        <w:ind w:left="170"/>
         <w:pBdr>
-          <w:left w:val="single" w:sz="20" w:space="6" w:color="1E5631"/>
+          <w:left w:val="single" w:sz="18" w:space="4" w:color="1E4620"/>
         </w:pBdr>
+        <w:shd w:val="clear" w:fill="F2F5FA"/>
       </w:pPr>
       <w:r>
         <w:rPr>
-          <w:sz w:val="20"/>
+          <w:b w:val="0"/>
+        </w:rPr>
+        <w:t>长的或大的，中的、短的、细的或粗的，</w:t>
+      </w:r>
+    </w:p>
+    <w:p>
+      <w:pPr>
+        <w:ind w:left="170"/>
+        <w:pBdr>
+          <w:left w:val="single" w:sz="18" w:space="4" w:color="1E4620"/>
+        </w:pBdr>
+        <w:shd w:val="clear" w:fill="F2F5FA"/>
+      </w:pPr>
+      <w:r>
+        <w:rPr>
+          <w:b w:val="0"/>
+        </w:rPr>
+        <w:t>凡是见到的或没见到的，住在远方或近处的，</w:t>
+      </w:r>
+    </w:p>
+    <w:p>
+      <w:pPr>
+        <w:ind w:left="170"/>
+        <w:pBdr>
+          <w:left w:val="single" w:sz="18" w:space="4" w:color="1E4620"/>
+        </w:pBdr>
+        <w:shd w:val="clear" w:fill="F2F5FA"/>
+      </w:pPr>
+      <w:r>
+        <w:rPr>
+          <w:b w:val="0"/>
+        </w:rPr>
+        <w:t>已生的或寻求出生的，愿一切有情自有其乐！</w:t>
+      </w:r>
+    </w:p>
+    <w:p>
+      <w:pPr>
+        <w:ind w:left="170"/>
+        <w:pBdr>
+          <w:left w:val="single" w:sz="18" w:space="4" w:color="1E4620"/>
+        </w:pBdr>
+        <w:shd w:val="clear" w:fill="F2F5FA"/>
+      </w:pPr>
+      <w:r>
+        <w:rPr>
+          <w:b w:val="0"/>
+        </w:rPr>
+        <w:t>不要有人欺骗他人，不要轻视任何地方的任何人，</w:t>
+      </w:r>
+    </w:p>
+    <w:p>
+      <w:pPr>
+        <w:ind w:left="170"/>
+        <w:pBdr>
+          <w:left w:val="single" w:sz="18" w:space="4" w:color="1E4620"/>
+        </w:pBdr>
+        <w:shd w:val="clear" w:fill="F2F5FA"/>
+      </w:pPr>
+      <w:r>
+        <w:rPr>
+          <w:b w:val="0"/>
+        </w:rPr>
+        <w:t>不要以忿怒、瞋恚想，而彼此希望对方受苦！</w:t>
+      </w:r>
+    </w:p>
+    <w:p>
+      <w:pPr>
+        <w:ind w:left="170"/>
+        <w:pBdr>
+          <w:left w:val="single" w:sz="18" w:space="4" w:color="1E4620"/>
+        </w:pBdr>
+        <w:shd w:val="clear" w:fill="F2F5FA"/>
+      </w:pPr>
+      <w:r>
+        <w:rPr>
+          <w:b w:val="0"/>
+        </w:rPr>
+        <w:t>正如母亲对待自己的儿子，会以生命来保护唯一的儿子；</w:t>
+      </w:r>
+    </w:p>
+    <w:p>
+      <w:pPr>
+        <w:ind w:left="170"/>
+        <w:pBdr>
+          <w:left w:val="single" w:sz="18" w:space="4" w:color="1E4620"/>
+        </w:pBdr>
+        <w:shd w:val="clear" w:fill="F2F5FA"/>
+      </w:pPr>
+      <w:r>
+        <w:rPr>
+          <w:b w:val="0"/>
+        </w:rPr>
+        <w:t>也如此对一切生类培育无量之心！</w:t>
+      </w:r>
+    </w:p>
+    <w:p>
+      <w:pPr>
+        <w:ind w:left="170"/>
+        <w:pBdr>
+          <w:left w:val="single" w:sz="18" w:space="4" w:color="1E4620"/>
+        </w:pBdr>
+        <w:shd w:val="clear" w:fill="F2F5FA"/>
+      </w:pPr>
+      <w:r>
+        <w:rPr>
+          <w:b w:val="0"/>
+        </w:rPr>
+        <w:t>以慈爱对一切世界培育无量之心，</w:t>
+      </w:r>
+    </w:p>
+    <w:p>
+      <w:pPr>
+        <w:ind w:left="170"/>
+        <w:pBdr>
+          <w:left w:val="single" w:sz="18" w:space="4" w:color="1E4620"/>
+        </w:pBdr>
+        <w:shd w:val="clear" w:fill="F2F5FA"/>
+      </w:pPr>
+      <w:r>
+        <w:rPr>
+          <w:b w:val="0"/>
+        </w:rPr>
+        <w:t>上方、下方及四方，无障碍、无怨恨、无敌对！</w:t>
+      </w:r>
+    </w:p>
+    <w:p>
+      <w:pPr>
+        <w:ind w:left="170"/>
+        <w:pBdr>
+          <w:left w:val="single" w:sz="18" w:space="4" w:color="1E4620"/>
+        </w:pBdr>
+        <w:shd w:val="clear" w:fill="F2F5FA"/>
+      </w:pPr>
+      <w:r>
+        <w:rPr>
+          <w:b w:val="0"/>
+        </w:rPr>
+        <w:t>站立、行走、坐着或躺卧，只要他离开睡眠，皆应确立如此之念，</w:t>
+      </w:r>
+    </w:p>
+    <w:p>
+      <w:pPr>
+        <w:ind w:left="170"/>
+        <w:pBdr>
+          <w:left w:val="single" w:sz="18" w:space="4" w:color="1E4620"/>
+        </w:pBdr>
+        <w:shd w:val="clear" w:fill="F2F5FA"/>
+      </w:pPr>
+      <w:r>
+        <w:rPr>
+          <w:b w:val="0"/>
+        </w:rPr>
+        <w:t>这是他们于此所说的梵住。</w:t>
+      </w:r>
+    </w:p>
+    <w:p>
+      <w:pPr>
+        <w:ind w:left="170"/>
+        <w:pBdr>
+          <w:left w:val="single" w:sz="18" w:space="4" w:color="1E4620"/>
+        </w:pBdr>
+        <w:shd w:val="clear" w:fill="F2F5FA"/>
+      </w:pPr>
+      <w:r>
+        <w:rPr>
+          <w:b w:val="0"/>
+        </w:rPr>
+        <w:t>不接受邪见，持戒，具足彻见，</w:t>
+      </w:r>
+    </w:p>
+    <w:p>
+      <w:pPr>
+        <w:ind w:left="170"/>
+        <w:pBdr>
+          <w:left w:val="single" w:sz="18" w:space="4" w:color="1E4620"/>
+        </w:pBdr>
+        <w:shd w:val="clear" w:fill="F2F5FA"/>
+      </w:pPr>
+      <w:r>
+        <w:rPr>
+          <w:b w:val="0"/>
+        </w:rPr>
+        <w:t>调伏对诸欲的贪求，确定不会再投胎！</w:t>
+      </w:r>
+    </w:p>
+    <w:p>
+      <w:pPr>
+        <w:ind w:left="170"/>
+        <w:pBdr>
+          <w:left w:val="single" w:sz="18" w:space="4" w:color="1E4620"/>
+        </w:pBdr>
+        <w:shd w:val="clear" w:fill="F2F5FA"/>
+      </w:pPr>
+      <w:r>
+        <w:rPr>
+          <w:b w:val="0"/>
         </w:rPr>
         <w:t>——应作慈爱经结束</w:t>
       </w:r>
     </w:p>
     <w:p>
-      <w:pPr>
-        <w:spacing w:before="120" w:after="80"/>
-      </w:pPr>
       <w:r>
         <w:rPr>
-          <w:rFonts w:ascii="Microsoft YaHei" w:hAnsi="Microsoft YaHei" w:eastAsia="Microsoft YaHei"/>
           <w:b/>
-          <w:color w:val="1E5631"/>
-          <w:sz w:val="25"/>
+          <w:color w:val="1E4620"/>
+          <w:sz w:val="23"/>
         </w:rPr>
         <w:t>原文材料③：冲突时先修慈心——暂停、觉察与慈悲沟通</w:t>
       </w:r>
     </w:p>
     <w:p>
       <w:pPr>
-        <w:ind w:left="340"/>
+        <w:pStyle w:val="ListBullet"/>
       </w:pPr>
       <w:r>
         <w:rPr>
-          <w:color w:val="1E5631"/>
-          <w:sz w:val="21"/>
-        </w:rPr>
-        <w:t xml:space="preserve">• </w:t>
-      </w:r>
-      <w:r>
-        <w:rPr>
           <w:b/>
-          <w:sz w:val="21"/>
         </w:rPr>
         <w:t>注</w:t>
       </w:r>
       <w:r>
         <w:rPr>
-          <w:sz w:val="21"/>
+          <w:b w:val="0"/>
         </w:rPr>
         <w:t>：本文为课程 PDF 提取文字（共修版），共读文字照录未删改</w:t>
       </w:r>
     </w:p>
     <w:p>
       <w:pPr>
-        <w:ind w:left="340"/>
+        <w:pStyle w:val="ListBullet"/>
       </w:pPr>
       <w:r>
         <w:rPr>
-          <w:color w:val="1E5631"/>
-          <w:sz w:val="21"/>
-        </w:rPr>
-        <w:t xml:space="preserve">• </w:t>
-      </w:r>
-      <w:r>
-        <w:rPr>
           <w:b/>
-          <w:sz w:val="21"/>
         </w:rPr>
         <w:t>📌 系列分工</w:t>
       </w:r>
       <w:r>
         <w:rPr>
-          <w:sz w:val="21"/>
+          <w:b w:val="0"/>
         </w:rPr>
         <w:t>：本课完整内容属"心的修行"系列课程，此处只收录"冲突沟通与慈悲"相关段落</w:t>
       </w:r>
@@ -961,29 +1424,27 @@
       <w:r>
         <w:rPr>
           <w:b/>
-          <w:sz w:val="21"/>
         </w:rPr>
         <w:t>★核心段落（必读）</w:t>
       </w:r>
       <w:r>
         <w:rPr>
-          <w:sz w:val="21"/>
+          <w:b w:val="0"/>
         </w:rPr>
         <w:t>【本周朗读段】</w:t>
       </w:r>
     </w:p>
     <w:p>
       <w:pPr>
-        <w:spacing w:before="40" w:after="80"/>
-        <w:ind w:left="283"/>
-        <w:shd w:val="clear" w:color="auto" w:fill="EDF6EF"/>
+        <w:ind w:left="170"/>
         <w:pBdr>
-          <w:left w:val="single" w:sz="20" w:space="6" w:color="1E5631"/>
+          <w:left w:val="single" w:sz="18" w:space="4" w:color="1E4620"/>
         </w:pBdr>
+        <w:shd w:val="clear" w:fill="F2F5FA"/>
       </w:pPr>
       <w:r>
         <w:rPr>
-          <w:sz w:val="20"/>
+          <w:b w:val="0"/>
         </w:rPr>
         <w:t>我们教过大家一个法宝，永远不要对果报直接采取行动。第一个我们要懂得停下来，让你的心停下来。就像昨天讲的按下暂停键：等我一下，等我两秒钟，等我两分钟。什么时候需要暂停呢？当你一发现自己有情绪了，被一句话或者被一个场景刺激到了，觉得难以自控了，想发泄、指责、攻击对方的时候，这个时候就要按暂停键，要拉铃。暂停是一门很重要的修行功夫。每次我们能够停下来，它都是可以给我们留下一个、或者营造出一个大家可以主动调整的空间。不然你就会持续地陷入这种习惯性的、情绪性的行为反应上面去。……第二步呢，创造空间。创造空间干什么？接着下来，我们要觉察、观察，觉察了解自己，了解他人。……那觉察什么呢？觉察苦、觉察集，睁眼四圣谛呀。苦什么？……第一个：看自己的苦，自己什么苦？自己的情绪就是苦，对不对？</w:t>
       </w:r>
@@ -992,73 +1453,62 @@
       <w:r>
         <w:rPr>
           <w:b/>
-          <w:sz w:val="21"/>
         </w:rPr>
         <w:t>★核心段落（必读）</w:t>
       </w:r>
       <w:r>
         <w:rPr>
-          <w:sz w:val="21"/>
+          <w:b w:val="0"/>
         </w:rPr>
         <w:t>【本周朗读段】</w:t>
       </w:r>
     </w:p>
     <w:p>
       <w:pPr>
-        <w:spacing w:before="40" w:after="80"/>
-        <w:ind w:left="283"/>
-        <w:shd w:val="clear" w:color="auto" w:fill="EDF6EF"/>
+        <w:ind w:left="170"/>
         <w:pBdr>
-          <w:left w:val="single" w:sz="20" w:space="6" w:color="1E5631"/>
+          <w:left w:val="single" w:sz="18" w:space="4" w:color="1E4620"/>
         </w:pBdr>
+        <w:shd w:val="clear" w:fill="F2F5FA"/>
       </w:pPr>
       <w:r>
         <w:rPr>
-          <w:sz w:val="20"/>
+          <w:b w:val="0"/>
         </w:rPr>
         <w:t>那这个时候的工具是什么？就是慈悲喜舍。我们经过了前面这样的暂停，觉察双方的苦和它的因，然后有效地运用慈悲喜舍的工具，让自己的身心包括环境，营造到适合双方可以交流，就是至少你是开放的，能够允许别人很安全地走入你的内心。或者你完全地不会让对方觉得是有害、要么是指责、要么是责备的，那他就愿意把心扉打开来接受你，跟你聊一聊，让你了解，让你走进他。那慈悲喜舍，先修慈，对他修慈心，修悲心，然后给予足够的空间——中舍。你有这样的前期的这种准备，对方自然而然就会放松下来，敞开心胸。以前教过大家，最好的方法是什么呢？请教。不要说："我要跟你谈一谈，你有什么问题？……"他马上就盔甲穿起来了，大门就关闭了。请教什么？即使是孩子也要请教："宝贝，我请教你一下，刚才你为什么哭了？"……所以无论是一般的关系还是亲密的关系，乃至于敌对的关系，只要想解决问题，那我们要明白，最重要的是关系……</w:t>
       </w:r>
     </w:p>
     <w:p>
-      <w:pPr>
-        <w:spacing w:before="160" w:after="80"/>
-      </w:pPr>
       <w:r>
         <w:rPr>
-          <w:rFonts w:ascii="Microsoft YaHei" w:hAnsi="Microsoft YaHei" w:eastAsia="Microsoft YaHei"/>
           <w:b/>
-          <w:color w:val="1E5631"/>
-          <w:sz w:val="28"/>
+          <w:color w:val="1E4620"/>
+          <w:sz w:val="26"/>
         </w:rPr>
         <w:t>💬 第一轮分享（20 min）</w:t>
       </w:r>
     </w:p>
     <w:p>
       <w:pPr>
-        <w:spacing w:before="40" w:after="80"/>
-        <w:ind w:left="283"/>
-        <w:shd w:val="clear" w:color="auto" w:fill="EDF6EF"/>
+        <w:ind w:left="170"/>
         <w:pBdr>
-          <w:left w:val="single" w:sz="20" w:space="6" w:color="1E5631"/>
+          <w:left w:val="single" w:sz="18" w:space="4" w:color="1E4620"/>
         </w:pBdr>
+        <w:shd w:val="clear" w:fill="F2F5FA"/>
       </w:pPr>
       <w:r>
         <w:rPr>
-          <w:sz w:val="20"/>
+          <w:b w:val="0"/>
         </w:rPr>
         <w:t>请大家轮流分享：经文说"站立、行走、坐着或躺卧，皆应确立如此之念"——你生活里有没有过"一天都保持某种心情"的经历？比如某天特别开心，一整天都带着那种心情。</w:t>
       </w:r>
     </w:p>
     <w:p>
-      <w:pPr>
-        <w:spacing w:before="160" w:after="80"/>
-      </w:pPr>
       <w:r>
         <w:rPr>
-          <w:rFonts w:ascii="Microsoft YaHei" w:hAnsi="Microsoft YaHei" w:eastAsia="Microsoft YaHei"/>
           <w:b/>
-          <w:color w:val="1E5631"/>
-          <w:sz w:val="28"/>
+          <w:color w:val="1E4620"/>
+          <w:sz w:val="26"/>
         </w:rPr>
         <w:t>🎯 主题讨论（35 min）</w:t>
       </w:r>
@@ -1067,205 +1517,192 @@
       <w:r>
         <w:rPr>
           <w:b/>
-          <w:sz w:val="21"/>
         </w:rPr>
         <w:t>讨论问题（按优先级）</w:t>
       </w:r>
       <w:r>
         <w:rPr>
-          <w:sz w:val="21"/>
+          <w:b w:val="0"/>
         </w:rPr>
         <w:t>：</w:t>
       </w:r>
     </w:p>
     <w:p>
       <w:pPr>
-        <w:ind w:left="340"/>
+        <w:pStyle w:val="ListBullet"/>
       </w:pPr>
       <w:r>
         <w:rPr>
-          <w:color w:val="1E5631"/>
-          <w:sz w:val="21"/>
-        </w:rPr>
-        <w:t xml:space="preserve">• </w:t>
-      </w:r>
-      <w:r>
-        <w:rPr>
-          <w:sz w:val="21"/>
+          <w:b w:val="0"/>
         </w:rPr>
         <w:t>问题①（★必答，时间不够时只讨论这个）</w:t>
       </w:r>
     </w:p>
     <w:p>
       <w:pPr>
-        <w:ind w:left="340"/>
+        <w:pStyle w:val="ListBullet"/>
       </w:pPr>
       <w:r>
         <w:rPr>
-          <w:color w:val="1E5631"/>
-          <w:sz w:val="21"/>
-        </w:rPr>
-        <w:t xml:space="preserve">• </w:t>
-      </w:r>
-      <w:r>
-        <w:rPr>
-          <w:sz w:val="21"/>
+          <w:b w:val="0"/>
         </w:rPr>
         <w:t>问题②（◈选答）</w:t>
       </w:r>
     </w:p>
     <w:p>
       <w:pPr>
-        <w:ind w:left="340"/>
+        <w:pStyle w:val="ListBullet"/>
       </w:pPr>
       <w:r>
         <w:rPr>
-          <w:color w:val="1E5631"/>
-          <w:sz w:val="21"/>
-        </w:rPr>
-        <w:t xml:space="preserve">• </w:t>
-      </w:r>
-      <w:r>
-        <w:rPr>
-          <w:sz w:val="21"/>
+          <w:b w:val="0"/>
         </w:rPr>
         <w:t>问题③（◈选答，时间富余或大家感兴趣时讨论）</w:t>
       </w:r>
     </w:p>
     <w:p>
       <w:pPr>
-        <w:ind w:left="340"/>
+        <w:pStyle w:val="ListNumber"/>
       </w:pPr>
       <w:r>
         <w:rPr>
-          <w:b/>
-          <w:sz w:val="21"/>
-        </w:rPr>
-        <w:t xml:space="preserve">1. </w:t>
-      </w:r>
-      <w:r>
-        <w:rPr>
-          <w:sz w:val="21"/>
+          <w:b w:val="0"/>
         </w:rPr>
         <w:t>【问题①★必答】材料①说要把慈心变成"每日功课"——每晚睡前念诵发愿文"愿此为我亲，愿诸亲快乐"，带着对亲友的祝福入睡。你觉得把慈心变成"每晚发愿"这样的每日功课，难在哪里？什么最容易让你坚持不下来？</w:t>
       </w:r>
     </w:p>
     <w:p>
       <w:pPr>
-        <w:ind w:left="340"/>
+        <w:pStyle w:val="ListNumber"/>
       </w:pPr>
       <w:r>
         <w:rPr>
-          <w:b/>
-          <w:sz w:val="21"/>
-        </w:rPr>
-        <w:t xml:space="preserve">2. </w:t>
-      </w:r>
-      <w:r>
-        <w:rPr>
-          <w:sz w:val="21"/>
+          <w:b w:val="0"/>
         </w:rPr>
         <w:t>【问题②◈选答】材料②的经文说"站立、行走、坐着或躺卧，皆应确立如此之念"——整天行住坐卧都在慈心里。你觉得现代人做到这个最难的是什么？（工作压力？堵车？别人说话难听？）</w:t>
       </w:r>
     </w:p>
     <w:p>
       <w:pPr>
-        <w:ind w:left="340"/>
+        <w:pStyle w:val="ListNumber"/>
       </w:pPr>
       <w:r>
         <w:rPr>
-          <w:b/>
-          <w:sz w:val="21"/>
-        </w:rPr>
-        <w:t xml:space="preserve">3. </w:t>
-      </w:r>
-      <w:r>
-        <w:rPr>
-          <w:sz w:val="21"/>
+          <w:b w:val="0"/>
         </w:rPr>
         <w:t>【问题③◈选答】材料③说冲突时"先修慈，对他修慈心，修悲心，然后给予足够的空间"——回想你最近一次和人起冲突，如果当时按"暂停→觉察→修慈→请教"的顺序来，你猜会有什么不同？</w:t>
       </w:r>
     </w:p>
     <w:p>
       <w:pPr>
-        <w:ind w:left="340"/>
+        <w:pStyle w:val="ListNumber"/>
       </w:pPr>
       <w:r>
         <w:rPr>
-          <w:b/>
-          <w:sz w:val="21"/>
-        </w:rPr>
-        <w:t xml:space="preserve">4. </w:t>
-      </w:r>
-      <w:r>
-        <w:rPr>
-          <w:sz w:val="21"/>
+          <w:b w:val="0"/>
         </w:rPr>
         <w:t>【问题④◈选答】经文说"以慈爱对一切世界培育无量之心，无障碍、无怨恨、无敌对"——如果你用这种心态生活一天，你猜会有什么不同？</w:t>
       </w:r>
     </w:p>
     <w:p>
       <w:pPr>
-        <w:spacing w:before="40" w:after="80"/>
-        <w:ind w:left="283"/>
-        <w:shd w:val="clear" w:color="auto" w:fill="EDF6EF"/>
+        <w:ind w:left="170"/>
         <w:pBdr>
-          <w:left w:val="single" w:sz="20" w:space="6" w:color="1E5631"/>
+          <w:left w:val="single" w:sz="18" w:space="4" w:color="1E4620"/>
         </w:pBdr>
+        <w:shd w:val="clear" w:fill="F2F5FA"/>
       </w:pPr>
       <w:r>
         <w:rPr>
           <w:b/>
-          <w:sz w:val="20"/>
         </w:rPr>
         <w:t>分层追问</w:t>
       </w:r>
       <w:r>
         <w:rPr>
-          <w:sz w:val="20"/>
+          <w:b w:val="0"/>
         </w:rPr>
-        <w:t>（可视时间取用，由浅入深）： - 【现象】这周有哪个时刻，你希望自己不被情绪带走？ - 【影响】情绪上头时，你通常怎么处理？结果如何？ - 【应对】下次情绪来时，你愿意先试哪个动作——停下来呼吸，还是先祝自己平安？</w:t>
+        <w:t>（可视时间取用，由浅入深）：</w:t>
       </w:r>
     </w:p>
     <w:p>
       <w:pPr>
-        <w:spacing w:before="160" w:after="80"/>
+        <w:ind w:left="170"/>
+        <w:pBdr>
+          <w:left w:val="single" w:sz="18" w:space="4" w:color="1E4620"/>
+        </w:pBdr>
+        <w:shd w:val="clear" w:fill="F2F5FA"/>
       </w:pPr>
       <w:r>
         <w:rPr>
-          <w:rFonts w:ascii="Microsoft YaHei" w:hAnsi="Microsoft YaHei" w:eastAsia="Microsoft YaHei"/>
+          <w:b w:val="0"/>
+        </w:rPr>
+        <w:t>- 【现象】这周有哪个时刻，你希望自己不被情绪带走？</w:t>
+      </w:r>
+    </w:p>
+    <w:p>
+      <w:pPr>
+        <w:ind w:left="170"/>
+        <w:pBdr>
+          <w:left w:val="single" w:sz="18" w:space="4" w:color="1E4620"/>
+        </w:pBdr>
+        <w:shd w:val="clear" w:fill="F2F5FA"/>
+      </w:pPr>
+      <w:r>
+        <w:rPr>
+          <w:b w:val="0"/>
+        </w:rPr>
+        <w:t>- 【影响】情绪上头时，你通常怎么处理？结果如何？</w:t>
+      </w:r>
+    </w:p>
+    <w:p>
+      <w:pPr>
+        <w:ind w:left="170"/>
+        <w:pBdr>
+          <w:left w:val="single" w:sz="18" w:space="4" w:color="1E4620"/>
+        </w:pBdr>
+        <w:shd w:val="clear" w:fill="F2F5FA"/>
+      </w:pPr>
+      <w:r>
+        <w:rPr>
+          <w:b w:val="0"/>
+        </w:rPr>
+        <w:t>- 【应对】下次情绪来时，你愿意先试哪个动作——停下来呼吸，还是先祝自己平安？</w:t>
+      </w:r>
+    </w:p>
+    <w:p>
+      <w:r>
+        <w:rPr>
           <w:b/>
-          <w:color w:val="1E5631"/>
-          <w:sz w:val="28"/>
+          <w:color w:val="1E4620"/>
+          <w:sz w:val="26"/>
         </w:rPr>
         <w:t>🧘 睡前慈心练习（15 min）</w:t>
       </w:r>
     </w:p>
     <w:p>
       <w:pPr>
-        <w:spacing w:before="40" w:after="80"/>
-        <w:ind w:left="283"/>
-        <w:shd w:val="clear" w:color="auto" w:fill="EDF6EF"/>
+        <w:ind w:left="170"/>
         <w:pBdr>
-          <w:left w:val="single" w:sz="20" w:space="6" w:color="1E5631"/>
+          <w:left w:val="single" w:sz="18" w:space="4" w:color="1E4620"/>
         </w:pBdr>
+        <w:shd w:val="clear" w:fill="F2F5FA"/>
       </w:pPr>
       <w:r>
         <w:rPr>
-          <w:sz w:val="20"/>
+          <w:b w:val="0"/>
         </w:rPr>
         <w:t xml:space="preserve">⚠️ </w:t>
       </w:r>
       <w:r>
         <w:rPr>
           <w:b/>
-          <w:sz w:val="20"/>
         </w:rPr>
         <w:t>禅修禁忌提示</w:t>
       </w:r>
       <w:r>
         <w:rPr>
-          <w:sz w:val="20"/>
+          <w:b w:val="0"/>
         </w:rPr>
         <w:t>：若你正处在严重抑郁、焦虑、创伤后应激，或精神类疾病的发作／用药期，或正经历强烈的情绪危机，请先咨询医生或心理师，再决定是否练习；练习中若出现明显不适（如心悸、胸闷、情绪失控），请立即停止，睁开眼睛，把注意力放回呼吸与身体，必要时离场休息。</w:t>
       </w:r>
@@ -1274,121 +1711,182 @@
       <w:r>
         <w:rPr>
           <w:b/>
-          <w:sz w:val="21"/>
         </w:rPr>
         <w:t>引导词</w:t>
       </w:r>
       <w:r>
         <w:rPr>
-          <w:sz w:val="21"/>
+          <w:b w:val="0"/>
         </w:rPr>
         <w:t>：</w:t>
       </w:r>
     </w:p>
     <w:p>
       <w:pPr>
-        <w:spacing w:before="40" w:after="80"/>
-        <w:ind w:left="283"/>
-        <w:shd w:val="clear" w:color="auto" w:fill="EDF6EF"/>
+        <w:ind w:left="170"/>
         <w:pBdr>
-          <w:left w:val="single" w:sz="20" w:space="6" w:color="1E5631"/>
+          <w:left w:val="single" w:sz="18" w:space="4" w:color="1E4620"/>
         </w:pBdr>
+        <w:shd w:val="clear" w:fill="F2F5FA"/>
       </w:pPr>
       <w:r>
         <w:rPr>
-          <w:sz w:val="20"/>
+          <w:b w:val="0"/>
         </w:rPr>
         <w:t>躺好或坐好，闭上眼睛。想象自己像一棵树，稳稳地扎根在大地上，头向着天空，自然地生长。（停顿）</w:t>
       </w:r>
     </w:p>
     <w:p>
       <w:pPr>
-        <w:spacing w:before="40" w:after="80"/>
-        <w:ind w:left="283"/>
-        <w:shd w:val="clear" w:color="auto" w:fill="EDF6EF"/>
+        <w:ind w:left="170"/>
         <w:pBdr>
-          <w:left w:val="single" w:sz="20" w:space="6" w:color="1E5631"/>
+          <w:left w:val="single" w:sz="18" w:space="4" w:color="1E4620"/>
         </w:pBdr>
+        <w:shd w:val="clear" w:fill="F2F5FA"/>
       </w:pPr>
       <w:r>
         <w:rPr>
-          <w:sz w:val="20"/>
+          <w:b w:val="0"/>
         </w:rPr>
-        <w:t>愿我安稳，愿我没有危难。 愿我内心平静，没有痛苦。 愿我身体放松，没有病痛。 愿我今夜安眠，保有快乐。（停顿）</w:t>
+        <w:t>愿我安稳，愿我没有危难。</w:t>
       </w:r>
     </w:p>
     <w:p>
       <w:pPr>
-        <w:spacing w:before="40" w:after="80"/>
-        <w:ind w:left="283"/>
-        <w:shd w:val="clear" w:color="auto" w:fill="EDF6EF"/>
+        <w:ind w:left="170"/>
         <w:pBdr>
-          <w:left w:val="single" w:sz="20" w:space="6" w:color="1E5631"/>
+          <w:left w:val="single" w:sz="18" w:space="4" w:color="1E4620"/>
         </w:pBdr>
+        <w:shd w:val="clear" w:fill="F2F5FA"/>
       </w:pPr>
       <w:r>
         <w:rPr>
-          <w:sz w:val="20"/>
+          <w:b w:val="0"/>
         </w:rPr>
-        <w:t>把祝福送给家人：愿我的家人平安。 把祝福送给一切众生：愿一切众生平安。</w:t>
+        <w:t>愿我内心平静，没有痛苦。</w:t>
       </w:r>
     </w:p>
     <w:p>
       <w:pPr>
-        <w:spacing w:before="40" w:after="80"/>
-        <w:ind w:left="283"/>
-        <w:shd w:val="clear" w:color="auto" w:fill="EDF6EF"/>
+        <w:ind w:left="170"/>
         <w:pBdr>
-          <w:left w:val="single" w:sz="20" w:space="6" w:color="1E5631"/>
+          <w:left w:val="single" w:sz="18" w:space="4" w:color="1E4620"/>
         </w:pBdr>
+        <w:shd w:val="clear" w:fill="F2F5FA"/>
       </w:pPr>
       <w:r>
         <w:rPr>
-          <w:sz w:val="20"/>
+          <w:b w:val="0"/>
         </w:rPr>
-        <w:t>（停顿）就这样，带着慈心，慢慢放松，准备入睡。 好，慢慢睁开眼睛（如果是睡前练习，可以直接睡了）。</w:t>
+        <w:t>愿我身体放松，没有病痛。</w:t>
       </w:r>
     </w:p>
     <w:p>
       <w:pPr>
-        <w:spacing w:before="160" w:after="80"/>
+        <w:ind w:left="170"/>
+        <w:pBdr>
+          <w:left w:val="single" w:sz="18" w:space="4" w:color="1E4620"/>
+        </w:pBdr>
+        <w:shd w:val="clear" w:fill="F2F5FA"/>
       </w:pPr>
       <w:r>
         <w:rPr>
-          <w:rFonts w:ascii="Microsoft YaHei" w:hAnsi="Microsoft YaHei" w:eastAsia="Microsoft YaHei"/>
+          <w:b w:val="0"/>
+        </w:rPr>
+        <w:t>愿我今夜安眠，保有快乐。（停顿）</w:t>
+      </w:r>
+    </w:p>
+    <w:p>
+      <w:pPr>
+        <w:ind w:left="170"/>
+        <w:pBdr>
+          <w:left w:val="single" w:sz="18" w:space="4" w:color="1E4620"/>
+        </w:pBdr>
+        <w:shd w:val="clear" w:fill="F2F5FA"/>
+      </w:pPr>
+      <w:r>
+        <w:rPr>
+          <w:b w:val="0"/>
+        </w:rPr>
+        <w:t>把祝福送给家人：愿我的家人平安。</w:t>
+      </w:r>
+    </w:p>
+    <w:p>
+      <w:pPr>
+        <w:ind w:left="170"/>
+        <w:pBdr>
+          <w:left w:val="single" w:sz="18" w:space="4" w:color="1E4620"/>
+        </w:pBdr>
+        <w:shd w:val="clear" w:fill="F2F5FA"/>
+      </w:pPr>
+      <w:r>
+        <w:rPr>
+          <w:b w:val="0"/>
+        </w:rPr>
+        <w:t>把祝福送给一切众生：愿一切众生平安。</w:t>
+      </w:r>
+    </w:p>
+    <w:p>
+      <w:pPr>
+        <w:ind w:left="170"/>
+        <w:pBdr>
+          <w:left w:val="single" w:sz="18" w:space="4" w:color="1E4620"/>
+        </w:pBdr>
+        <w:shd w:val="clear" w:fill="F2F5FA"/>
+      </w:pPr>
+      <w:r>
+        <w:rPr>
+          <w:b w:val="0"/>
+        </w:rPr>
+        <w:t>（停顿）就这样，带着慈心，慢慢放松，准备入睡。</w:t>
+      </w:r>
+    </w:p>
+    <w:p>
+      <w:pPr>
+        <w:ind w:left="170"/>
+        <w:pBdr>
+          <w:left w:val="single" w:sz="18" w:space="4" w:color="1E4620"/>
+        </w:pBdr>
+        <w:shd w:val="clear" w:fill="F2F5FA"/>
+      </w:pPr>
+      <w:r>
+        <w:rPr>
+          <w:b w:val="0"/>
+        </w:rPr>
+        <w:t>好，慢慢睁开眼睛（如果是睡前练习，可以直接睡了）。</w:t>
+      </w:r>
+    </w:p>
+    <w:p>
+      <w:r>
+        <w:rPr>
           <w:b/>
-          <w:color w:val="1E5631"/>
-          <w:sz w:val="28"/>
+          <w:color w:val="1E4620"/>
+          <w:sz w:val="26"/>
         </w:rPr>
         <w:t>📚 扩展内容包（时间富余时使用）</w:t>
       </w:r>
     </w:p>
     <w:p>
       <w:pPr>
-        <w:spacing w:before="40" w:after="80"/>
-        <w:ind w:left="283"/>
-        <w:shd w:val="clear" w:color="auto" w:fill="EDF6EF"/>
+        <w:ind w:left="170"/>
         <w:pBdr>
-          <w:left w:val="single" w:sz="20" w:space="6" w:color="1E5631"/>
+          <w:left w:val="single" w:sz="18" w:space="4" w:color="1E4620"/>
         </w:pBdr>
+        <w:shd w:val="clear" w:fill="F2F5FA"/>
       </w:pPr>
       <w:r>
         <w:rPr>
-          <w:sz w:val="20"/>
+          <w:b w:val="0"/>
         </w:rPr>
         <w:t>以下内容用于共读提前结束或讨论意犹未尽时，按需选用，不必全部完成。</w:t>
       </w:r>
     </w:p>
     <w:p>
-      <w:pPr>
-        <w:spacing w:before="120" w:after="80"/>
-      </w:pPr>
       <w:r>
         <w:rPr>
-          <w:rFonts w:ascii="Microsoft YaHei" w:hAnsi="Microsoft YaHei" w:eastAsia="Microsoft YaHei"/>
           <w:b/>
-          <w:color w:val="1E5631"/>
-          <w:sz w:val="25"/>
+          <w:color w:val="1E4620"/>
+          <w:sz w:val="23"/>
         </w:rPr>
         <w:t>扩展一：补充原文段落</w:t>
       </w:r>
@@ -1397,64 +1895,53 @@
       <w:r>
         <w:rPr>
           <w:b/>
-          <w:sz w:val="21"/>
         </w:rPr>
         <w:t>段落1：慈心一百次不如实际行动关爱一次</w:t>
       </w:r>
     </w:p>
     <w:p>
       <w:pPr>
-        <w:ind w:left="340"/>
+        <w:pStyle w:val="ListBullet"/>
       </w:pPr>
       <w:r>
         <w:rPr>
-          <w:color w:val="1E5631"/>
-          <w:sz w:val="21"/>
-        </w:rPr>
-        <w:t xml:space="preserve">• </w:t>
-      </w:r>
-      <w:r>
-        <w:rPr>
           <w:b/>
-          <w:sz w:val="21"/>
         </w:rPr>
         <w:t>出处</w:t>
       </w:r>
       <w:r>
         <w:rPr>
-          <w:sz w:val="21"/>
+          <w:b w:val="0"/>
         </w:rPr>
         <w:t>：《原文全集》第四部分（第90讲 命根2&amp;慈）·慈的日常部分</w:t>
       </w:r>
     </w:p>
     <w:p>
       <w:pPr>
-        <w:spacing w:before="40" w:after="80"/>
-        <w:ind w:left="283"/>
-        <w:shd w:val="clear" w:color="auto" w:fill="EDF6EF"/>
+        <w:ind w:left="170"/>
         <w:pBdr>
-          <w:left w:val="single" w:sz="20" w:space="6" w:color="1E5631"/>
+          <w:left w:val="single" w:sz="18" w:space="4" w:color="1E4620"/>
         </w:pBdr>
+        <w:shd w:val="clear" w:fill="F2F5FA"/>
       </w:pPr>
       <w:r>
         <w:rPr>
-          <w:sz w:val="20"/>
+          <w:b w:val="0"/>
         </w:rPr>
         <w:t>那什么是慈心呢？当孩子跟你顶牛的时候，你能不能够看到他的苦？"我先生脾气非常的暴躁"，暴躁的人多苦啊，能不能对他生起慈心。天天修慈心，就是慈心永远不入心，慈心永远不能成为我们心流里面的素质，那就不叫修慈心，那也是自欺欺人，骗自己一下。但能解决问题吗？能短暂解决问题。因为你修慈心了，当下就柔软。我希望大家能够培养把它变成我们内心的一个素质。</w:t>
       </w:r>
     </w:p>
     <w:p>
       <w:pPr>
-        <w:spacing w:before="40" w:after="80"/>
-        <w:ind w:left="283"/>
-        <w:shd w:val="clear" w:color="auto" w:fill="EDF6EF"/>
+        <w:ind w:left="170"/>
         <w:pBdr>
-          <w:left w:val="single" w:sz="20" w:space="6" w:color="1E5631"/>
+          <w:left w:val="single" w:sz="18" w:space="4" w:color="1E4620"/>
         </w:pBdr>
+        <w:shd w:val="clear" w:fill="F2F5FA"/>
       </w:pPr>
       <w:r>
         <w:rPr>
-          <w:sz w:val="20"/>
+          <w:b w:val="0"/>
         </w:rPr>
         <w:t>因为慈心是属于给利益，即使他没有生气，但是因为他给利益这个素质连排斥都没有了，所以这种对嗔心的调服是非常有利的（慈心一百次不如实际行动关爱一次）。</w:t>
       </w:r>
@@ -1463,48 +1950,38 @@
       <w:r>
         <w:rPr>
           <w:b/>
-          <w:sz w:val="21"/>
         </w:rPr>
         <w:t>段落2：把慈心变成内心素质（继续上文）</w:t>
       </w:r>
     </w:p>
     <w:p>
       <w:pPr>
-        <w:ind w:left="340"/>
+        <w:pStyle w:val="ListBullet"/>
       </w:pPr>
       <w:r>
         <w:rPr>
-          <w:color w:val="1E5631"/>
-          <w:sz w:val="21"/>
-        </w:rPr>
-        <w:t xml:space="preserve">• </w:t>
-      </w:r>
-      <w:r>
-        <w:rPr>
           <w:b/>
-          <w:sz w:val="21"/>
         </w:rPr>
         <w:t>出处</w:t>
       </w:r>
       <w:r>
         <w:rPr>
-          <w:sz w:val="21"/>
+          <w:b w:val="0"/>
         </w:rPr>
         <w:t>：《原文全集》第四部分（第90讲）·慈的日常部分</w:t>
       </w:r>
     </w:p>
     <w:p>
       <w:pPr>
-        <w:spacing w:before="40" w:after="80"/>
-        <w:ind w:left="283"/>
-        <w:shd w:val="clear" w:color="auto" w:fill="EDF6EF"/>
+        <w:ind w:left="170"/>
         <w:pBdr>
-          <w:left w:val="single" w:sz="20" w:space="6" w:color="1E5631"/>
+          <w:left w:val="single" w:sz="18" w:space="4" w:color="1E4620"/>
         </w:pBdr>
+        <w:shd w:val="clear" w:fill="F2F5FA"/>
       </w:pPr>
       <w:r>
         <w:rPr>
-          <w:sz w:val="20"/>
+          <w:b w:val="0"/>
         </w:rPr>
         <w:t>天天修慈心，就是慈心永远不入心，慈心永远不能成为我们心流里面的素质，那就不叫修慈心，那也是自欺欺人，骗自己一下。但能解决问题吗？能短暂解决问题。因为你修慈心了，当下就柔软。我希望大家能够培养把它变成我们内心的一个素质。</w:t>
       </w:r>
@@ -1513,391 +1990,304 @@
       <w:r>
         <w:rPr>
           <w:b/>
-          <w:sz w:val="21"/>
         </w:rPr>
         <w:t>段落3：慈心禅与入出息念的配合（◈选读）</w:t>
       </w:r>
     </w:p>
     <w:p>
       <w:pPr>
-        <w:ind w:left="340"/>
+        <w:pStyle w:val="ListBullet"/>
       </w:pPr>
       <w:r>
         <w:rPr>
-          <w:color w:val="1E5631"/>
-          <w:sz w:val="21"/>
-        </w:rPr>
-        <w:t xml:space="preserve">• </w:t>
-      </w:r>
-      <w:r>
-        <w:rPr>
           <w:b/>
-          <w:sz w:val="21"/>
         </w:rPr>
         <w:t>出处</w:t>
       </w:r>
       <w:r>
         <w:rPr>
-          <w:sz w:val="21"/>
+          <w:b w:val="0"/>
         </w:rPr>
         <w:t>：古源尊者开示《慈心&amp;入出息念》（2024-05-21）· 依据录音转写整理</w:t>
       </w:r>
     </w:p>
     <w:p>
       <w:pPr>
-        <w:ind w:left="340"/>
+        <w:pStyle w:val="ListBullet"/>
       </w:pPr>
       <w:r>
         <w:rPr>
-          <w:color w:val="1E5631"/>
-          <w:sz w:val="21"/>
-        </w:rPr>
-        <w:t xml:space="preserve">• </w:t>
-      </w:r>
-      <w:r>
-        <w:rPr>
           <w:b/>
-          <w:sz w:val="21"/>
         </w:rPr>
         <w:t>📌 系列分工</w:t>
       </w:r>
       <w:r>
         <w:rPr>
-          <w:sz w:val="21"/>
+          <w:b w:val="0"/>
         </w:rPr>
         <w:t>：入出息念的</w:t>
       </w:r>
       <w:r>
         <w:rPr>
           <w:b/>
-          <w:sz w:val="21"/>
         </w:rPr>
         <w:t>详细方法归读书会01《禅修入门与基础》第3–5周</w:t>
       </w:r>
       <w:r>
         <w:rPr>
-          <w:sz w:val="21"/>
+          <w:b w:val="0"/>
         </w:rPr>
         <w:t>，此处只读"两者如何配合"的段落</w:t>
       </w:r>
     </w:p>
     <w:p>
       <w:pPr>
-        <w:spacing w:before="40" w:after="80"/>
-        <w:ind w:left="283"/>
-        <w:shd w:val="clear" w:color="auto" w:fill="EDF6EF"/>
+        <w:ind w:left="170"/>
         <w:pBdr>
-          <w:left w:val="single" w:sz="20" w:space="6" w:color="1E5631"/>
+          <w:left w:val="single" w:sz="18" w:space="4" w:color="1E4620"/>
         </w:pBdr>
+        <w:shd w:val="clear" w:fill="F2F5FA"/>
       </w:pPr>
       <w:r>
         <w:rPr>
-          <w:sz w:val="20"/>
+          <w:b w:val="0"/>
         </w:rPr>
         <w:t>学一个呢，我们就坚持一个，不要像狗熊掰棒子，抓一个扔一个。慈心呢，你每一座之前至少花个十来分钟，给自己散播一下慈爱心。身心都柔软了、平静下来了，我们再来修（入出息念）。</w:t>
       </w:r>
     </w:p>
     <w:p>
       <w:pPr>
-        <w:spacing w:before="40" w:after="80"/>
-        <w:ind w:left="283"/>
-        <w:shd w:val="clear" w:color="auto" w:fill="EDF6EF"/>
+        <w:ind w:left="170"/>
         <w:pBdr>
-          <w:left w:val="single" w:sz="20" w:space="6" w:color="1E5631"/>
+          <w:left w:val="single" w:sz="18" w:space="4" w:color="1E4620"/>
         </w:pBdr>
+        <w:shd w:val="clear" w:fill="F2F5FA"/>
       </w:pPr>
       <w:r>
         <w:rPr>
-          <w:sz w:val="20"/>
+          <w:b w:val="0"/>
         </w:rPr>
         <w:t>禅修对于在家人大部分来讲呢，是滋养你的身心，让你的心变得能够平静下来，能够敏锐，能够有觉察，能够去驱除烦恼。今天呢，大家可以继续练习慈心禅——不管是祝福自己，祝福他人，心平静下来，然后呢，就让那个入出息念自然地呈现。</w:t>
       </w:r>
     </w:p>
     <w:p>
       <w:pPr>
-        <w:spacing w:before="40" w:after="80"/>
-        <w:ind w:left="283"/>
-        <w:shd w:val="clear" w:color="auto" w:fill="EDF6EF"/>
+        <w:ind w:left="170"/>
         <w:pBdr>
-          <w:left w:val="single" w:sz="20" w:space="6" w:color="1E5631"/>
+          <w:left w:val="single" w:sz="18" w:space="4" w:color="1E4620"/>
         </w:pBdr>
+        <w:shd w:val="clear" w:fill="F2F5FA"/>
       </w:pPr>
       <w:r>
         <w:rPr>
-          <w:sz w:val="20"/>
+          <w:b w:val="0"/>
         </w:rPr>
         <w:t>（注：原话中"让心平静后转入观察呼吸"为尊者对该次禅修营学员的具体指导；尊者同时建议：每天睡前对自己的身体一部分一部分地散播慈爱、感恩、道歉、忏悔，愿它没有痛苦，然后放松——这对入睡困难的人尤其适合。）</w:t>
       </w:r>
     </w:p>
     <w:p>
-      <w:pPr>
-        <w:spacing w:before="120" w:after="80"/>
-      </w:pPr>
       <w:r>
         <w:rPr>
-          <w:rFonts w:ascii="Microsoft YaHei" w:hAnsi="Microsoft YaHei" w:eastAsia="Microsoft YaHei"/>
           <w:b/>
-          <w:color w:val="1E5631"/>
-          <w:sz w:val="25"/>
+          <w:color w:val="1E4620"/>
+          <w:sz w:val="23"/>
         </w:rPr>
         <w:t>扩展二：深入讨论问题</w:t>
       </w:r>
     </w:p>
     <w:p>
       <w:pPr>
-        <w:ind w:left="340"/>
+        <w:pStyle w:val="ListNumber"/>
       </w:pPr>
       <w:r>
         <w:rPr>
-          <w:b/>
-          <w:sz w:val="21"/>
-        </w:rPr>
-        <w:t xml:space="preserve">1. </w:t>
-      </w:r>
-      <w:r>
-        <w:rPr>
-          <w:sz w:val="21"/>
+          <w:b w:val="0"/>
         </w:rPr>
         <w:t>材料说"慈心一百次不如实际行动关爱一次"——你觉得"在心里祝福"和"实际做一件关爱的事"（比如帮家人倒杯水、给同事一句真诚的问候），哪一个更难？哪一个你更常做？</w:t>
       </w:r>
     </w:p>
     <w:p>
       <w:pPr>
-        <w:ind w:left="340"/>
+        <w:pStyle w:val="ListNumber"/>
       </w:pPr>
       <w:r>
         <w:rPr>
-          <w:b/>
-          <w:sz w:val="21"/>
-        </w:rPr>
-        <w:t xml:space="preserve">2. </w:t>
-      </w:r>
-      <w:r>
-        <w:rPr>
-          <w:sz w:val="21"/>
+          <w:b w:val="0"/>
         </w:rPr>
         <w:t>材料还说"当孩子跟你顶牛的时候，你能不能够看到他的苦"——在你最亲近的人"惹你生气"时，你能看到他的苦吗？如果能看到，你的反应会有什么不同？</w:t>
       </w:r>
     </w:p>
     <w:p>
-      <w:pPr>
-        <w:spacing w:before="120" w:after="80"/>
-      </w:pPr>
       <w:r>
         <w:rPr>
-          <w:rFonts w:ascii="Microsoft YaHei" w:hAnsi="Microsoft YaHei" w:eastAsia="Microsoft YaHei"/>
           <w:b/>
-          <w:color w:val="1E5631"/>
-          <w:sz w:val="25"/>
+          <w:color w:val="1E4620"/>
+          <w:sz w:val="23"/>
         </w:rPr>
         <w:t>扩展三：延伸小练习</w:t>
       </w:r>
     </w:p>
     <w:p>
       <w:pPr>
-        <w:ind w:left="340"/>
+        <w:pStyle w:val="ListBullet"/>
       </w:pPr>
       <w:r>
         <w:rPr>
-          <w:color w:val="1E5631"/>
-          <w:sz w:val="21"/>
-        </w:rPr>
-        <w:t xml:space="preserve">• </w:t>
-      </w:r>
-      <w:r>
-        <w:rPr>
           <w:b/>
-          <w:sz w:val="21"/>
         </w:rPr>
         <w:t>"睡前30秒慈心"（约3分钟）</w:t>
       </w:r>
       <w:r>
         <w:rPr>
-          <w:sz w:val="21"/>
+          <w:b w:val="0"/>
         </w:rPr>
         <w:t>：请大家现在当场试一遍引导词的开头几句——闭眼，默念："愿我安稳，愿我没有危难；愿我内心平静，没有痛苦；愿我身体放松，没有病痛；愿我今夜安眠，保有快乐。"感受一下身体的变化。今晚睡前再完整地做一遍。</w:t>
       </w:r>
     </w:p>
     <w:p>
-      <w:pPr>
-        <w:spacing w:before="160" w:after="80"/>
-      </w:pPr>
       <w:r>
         <w:rPr>
-          <w:rFonts w:ascii="Microsoft YaHei" w:hAnsi="Microsoft YaHei" w:eastAsia="Microsoft YaHei"/>
           <w:b/>
-          <w:color w:val="1E5631"/>
-          <w:sz w:val="28"/>
+          <w:color w:val="1E4620"/>
+          <w:sz w:val="26"/>
         </w:rPr>
         <w:t>🔚 收尾与回向（15 min）</w:t>
       </w:r>
     </w:p>
     <w:p>
       <w:pPr>
-        <w:ind w:left="340"/>
+        <w:pStyle w:val="ListNumber"/>
       </w:pPr>
       <w:r>
         <w:rPr>
           <w:b/>
-          <w:sz w:val="21"/>
-        </w:rPr>
-        <w:t xml:space="preserve">1. </w:t>
-      </w:r>
-      <w:r>
-        <w:rPr>
-          <w:b/>
-          <w:sz w:val="21"/>
         </w:rPr>
         <w:t>每人一句话</w:t>
       </w:r>
       <w:r>
         <w:rPr>
-          <w:sz w:val="21"/>
+          <w:b w:val="0"/>
         </w:rPr>
         <w:t>：你打算把慈心用在哪个生活场景里？</w:t>
       </w:r>
     </w:p>
     <w:p>
       <w:pPr>
-        <w:ind w:left="340"/>
+        <w:pStyle w:val="ListNumber"/>
       </w:pPr>
       <w:r>
         <w:rPr>
           <w:b/>
-          <w:sz w:val="21"/>
-        </w:rPr>
-        <w:t xml:space="preserve">2. </w:t>
-      </w:r>
-      <w:r>
-        <w:rPr>
-          <w:b/>
-          <w:sz w:val="21"/>
         </w:rPr>
         <w:t>下周预告</w:t>
       </w:r>
       <w:r>
         <w:rPr>
-          <w:sz w:val="21"/>
+          <w:b w:val="0"/>
         </w:rPr>
         <w:t>：下周是最后一次相聚——我们将一起读《慈经》中的十五种素质与慈巴拉密，并做整个课程的总结回向。</w:t>
       </w:r>
     </w:p>
     <w:p>
       <w:pPr>
-        <w:ind w:left="340"/>
+        <w:pStyle w:val="ListNumber"/>
       </w:pPr>
       <w:r>
         <w:rPr>
           <w:b/>
-          <w:sz w:val="21"/>
-        </w:rPr>
-        <w:t xml:space="preserve">3. </w:t>
-      </w:r>
-      <w:r>
-        <w:rPr>
-          <w:b/>
-          <w:sz w:val="21"/>
         </w:rPr>
         <w:t>本周作业</w:t>
       </w:r>
       <w:r>
         <w:rPr>
-          <w:sz w:val="21"/>
+          <w:b w:val="0"/>
         </w:rPr>
         <w:t>：实践本周选定的生活场景（睡前/见人前/生气时/禅修前），下周回来分享体验。</w:t>
       </w:r>
     </w:p>
     <w:p>
       <w:pPr>
-        <w:ind w:left="340"/>
+        <w:pStyle w:val="ListNumber"/>
       </w:pPr>
       <w:r>
         <w:rPr>
           <w:b/>
-          <w:sz w:val="21"/>
-        </w:rPr>
-        <w:t xml:space="preserve">4. </w:t>
-      </w:r>
-      <w:r>
-        <w:rPr>
-          <w:b/>
-          <w:sz w:val="21"/>
         </w:rPr>
         <w:t>回向</w:t>
       </w:r>
       <w:r>
         <w:rPr>
-          <w:sz w:val="21"/>
+          <w:b w:val="0"/>
         </w:rPr>
         <w:t>（一起念）：</w:t>
       </w:r>
     </w:p>
     <w:p>
       <w:pPr>
-        <w:spacing w:before="40" w:after="80"/>
-        <w:ind w:left="283"/>
-        <w:shd w:val="clear" w:color="auto" w:fill="EDF6EF"/>
+        <w:ind w:left="170"/>
         <w:pBdr>
-          <w:left w:val="single" w:sz="20" w:space="6" w:color="1E5631"/>
+          <w:left w:val="single" w:sz="18" w:space="4" w:color="1E4620"/>
         </w:pBdr>
+        <w:shd w:val="clear" w:fill="F2F5FA"/>
       </w:pPr>
       <w:r>
         <w:rPr>
           <w:b/>
-          <w:sz w:val="20"/>
         </w:rPr>
         <w:t>愿我此功德，导向诸漏尽！</w:t>
       </w:r>
-      <w:r>
-        <w:rPr>
-          <w:sz w:val="20"/>
-        </w:rPr>
-        <w:t xml:space="preserve"> </w:t>
-      </w:r>
+    </w:p>
+    <w:p>
+      <w:pPr>
+        <w:ind w:left="170"/>
+        <w:pBdr>
+          <w:left w:val="single" w:sz="18" w:space="4" w:color="1E4620"/>
+        </w:pBdr>
+        <w:shd w:val="clear" w:fill="F2F5FA"/>
+      </w:pPr>
       <w:r>
         <w:rPr>
           <w:b/>
-          <w:sz w:val="20"/>
         </w:rPr>
         <w:t>愿我此功德，为证涅槃缘！</w:t>
       </w:r>
-      <w:r>
-        <w:rPr>
-          <w:sz w:val="20"/>
-        </w:rPr>
-        <w:t xml:space="preserve"> </w:t>
-      </w:r>
+    </w:p>
+    <w:p>
+      <w:pPr>
+        <w:ind w:left="170"/>
+        <w:pBdr>
+          <w:left w:val="single" w:sz="18" w:space="4" w:color="1E4620"/>
+        </w:pBdr>
+        <w:shd w:val="clear" w:fill="F2F5FA"/>
+      </w:pPr>
       <w:r>
         <w:rPr>
           <w:b/>
-          <w:sz w:val="20"/>
         </w:rPr>
         <w:t>我此功德分，回向诸有情！</w:t>
       </w:r>
-      <w:r>
-        <w:rPr>
-          <w:sz w:val="20"/>
-        </w:rPr>
-        <w:t xml:space="preserve"> </w:t>
-      </w:r>
+    </w:p>
+    <w:p>
+      <w:pPr>
+        <w:ind w:left="170"/>
+        <w:pBdr>
+          <w:left w:val="single" w:sz="18" w:space="4" w:color="1E4620"/>
+        </w:pBdr>
+        <w:shd w:val="clear" w:fill="F2F5FA"/>
+      </w:pPr>
       <w:r>
         <w:rPr>
           <w:b/>
-          <w:sz w:val="20"/>
         </w:rPr>
         <w:t>愿彼等一切，同得功德分！</w:t>
       </w:r>
     </w:p>
     <w:p>
-      <w:pPr>
-        <w:spacing w:before="160" w:after="80"/>
-      </w:pPr>
       <w:r>
         <w:rPr>
-          <w:rFonts w:ascii="Microsoft YaHei" w:hAnsi="Microsoft YaHei" w:eastAsia="Microsoft YaHei"/>
           <w:b/>
-          <w:color w:val="1E5631"/>
-          <w:sz w:val="28"/>
+          <w:color w:val="1E4620"/>
+          <w:sz w:val="26"/>
         </w:rPr>
         <w:t>📚 延伸阅读（课后自由选读，均为文字版）</w:t>
       </w:r>
@@ -1906,7 +2296,6 @@
       <w:tblPr>
         <w:tblStyle w:val="TableGrid"/>
         <w:tblW w:type="auto" w:w="0"/>
-        <w:jc w:val="center"/>
         <w:tblLook w:firstColumn="1" w:firstRow="1" w:lastColumn="0" w:lastRow="0" w:noHBand="0" w:noVBand="1" w:val="04A0"/>
       </w:tblPr>
       <w:tblGrid>
@@ -1918,17 +2307,20 @@
         <w:tc>
           <w:tcPr>
             <w:tcW w:type="dxa" w:w="3213"/>
-            <w:shd w:val="clear" w:color="auto" w:fill="1E5631"/>
+            <w:shd w:val="clear" w:fill="1E4620"/>
           </w:tcPr>
           <w:p>
-            <w:pPr>
-              <w:spacing w:after="20"/>
-            </w:pPr>
             <w:r>
               <w:rPr>
-                <w:b/>
                 <w:color w:val="FFFFFF"/>
-                <w:sz w:val="19"/>
+                <w:sz w:val="18"/>
+              </w:rPr>
+            </w:r>
+            <w:r>
+              <w:rPr>
+                <w:b w:val="0"/>
+                <w:color w:val="FFFFFF"/>
+                <w:sz w:val="18"/>
               </w:rPr>
               <w:t>标题</w:t>
             </w:r>
@@ -1937,17 +2329,20 @@
         <w:tc>
           <w:tcPr>
             <w:tcW w:type="dxa" w:w="3213"/>
-            <w:shd w:val="clear" w:color="auto" w:fill="1E5631"/>
+            <w:shd w:val="clear" w:fill="1E4620"/>
           </w:tcPr>
           <w:p>
-            <w:pPr>
-              <w:spacing w:after="20"/>
-            </w:pPr>
             <w:r>
               <w:rPr>
-                <w:b/>
                 <w:color w:val="FFFFFF"/>
-                <w:sz w:val="19"/>
+                <w:sz w:val="18"/>
+              </w:rPr>
+            </w:r>
+            <w:r>
+              <w:rPr>
+                <w:b w:val="0"/>
+                <w:color w:val="FFFFFF"/>
+                <w:sz w:val="18"/>
               </w:rPr>
               <w:t>media_id</w:t>
             </w:r>
@@ -1956,17 +2351,20 @@
         <w:tc>
           <w:tcPr>
             <w:tcW w:type="dxa" w:w="3213"/>
-            <w:shd w:val="clear" w:color="auto" w:fill="1E5631"/>
+            <w:shd w:val="clear" w:fill="1E4620"/>
           </w:tcPr>
           <w:p>
-            <w:pPr>
-              <w:spacing w:after="20"/>
-            </w:pPr>
             <w:r>
               <w:rPr>
-                <w:b/>
                 <w:color w:val="FFFFFF"/>
-                <w:sz w:val="19"/>
+                <w:sz w:val="18"/>
+              </w:rPr>
+            </w:r>
+            <w:r>
+              <w:rPr>
+                <w:b w:val="0"/>
+                <w:color w:val="FFFFFF"/>
+                <w:sz w:val="18"/>
               </w:rPr>
               <w:t>打开方式</w:t>
             </w:r>
@@ -1979,12 +2377,15 @@
             <w:tcW w:type="dxa" w:w="3213"/>
           </w:tcPr>
           <w:p>
-            <w:pPr>
-              <w:spacing w:after="20"/>
-            </w:pPr>
             <w:r>
               <w:rPr>
-                <w:sz w:val="19"/>
+                <w:sz w:val="18"/>
+              </w:rPr>
+            </w:r>
+            <w:r>
+              <w:rPr>
+                <w:b w:val="0"/>
+                <w:sz w:val="18"/>
               </w:rPr>
               <w:t>慈经中的十五种素质10-古源尊者（课件PDF）</w:t>
             </w:r>
@@ -1995,14 +2396,17 @@
             <w:tcW w:type="dxa" w:w="3213"/>
           </w:tcPr>
           <w:p>
-            <w:pPr>
-              <w:spacing w:after="20"/>
-            </w:pPr>
             <w:r>
               <w:rPr>
-                <w:sz w:val="19"/>
+                <w:sz w:val="18"/>
               </w:rPr>
-              <w:t>`pdf_d0dd1c0cd17209afe241ece24bf6b7b4_547626f82b0a3a9421a5e18e119ca3457439961422831605`</w:t>
+            </w:r>
+            <w:r>
+              <w:rPr>
+                <w:b w:val="0"/>
+                <w:sz w:val="18"/>
+              </w:rPr>
+              <w:t>pdf_d0dd1c0cd17209afe241ece24bf6b7b4_547626f82b0a3a9421a5e18e119ca3457439961422831605</w:t>
             </w:r>
           </w:p>
         </w:tc>
@@ -2011,12 +2415,15 @@
             <w:tcW w:type="dxa" w:w="3213"/>
           </w:tcPr>
           <w:p>
-            <w:pPr>
-              <w:spacing w:after="20"/>
-            </w:pPr>
             <w:r>
               <w:rPr>
-                <w:sz w:val="19"/>
+                <w:sz w:val="18"/>
+              </w:rPr>
+            </w:r>
+            <w:r>
+              <w:rPr>
+                <w:b w:val="0"/>
+                <w:sz w:val="18"/>
               </w:rPr>
               <w:t>ima知识库搜索「慈经中的十五种素质10」</w:t>
             </w:r>
@@ -2027,15 +2434,18 @@
         <w:tc>
           <w:tcPr>
             <w:tcW w:type="dxa" w:w="3213"/>
-            <w:shd w:val="clear" w:color="auto" w:fill="F2F2F2"/>
+            <w:shd w:val="clear" w:fill="F2F5FA"/>
           </w:tcPr>
           <w:p>
-            <w:pPr>
-              <w:spacing w:after="20"/>
-            </w:pPr>
             <w:r>
               <w:rPr>
-                <w:sz w:val="19"/>
+                <w:sz w:val="18"/>
+              </w:rPr>
+            </w:r>
+            <w:r>
+              <w:rPr>
+                <w:b w:val="0"/>
+                <w:sz w:val="18"/>
               </w:rPr>
               <w:t>天湖寺早晚课诵本（PDF，应作慈爱经全文）</w:t>
             </w:r>
@@ -2044,32 +2454,38 @@
         <w:tc>
           <w:tcPr>
             <w:tcW w:type="dxa" w:w="3213"/>
-            <w:shd w:val="clear" w:color="auto" w:fill="F2F2F2"/>
+            <w:shd w:val="clear" w:fill="F2F5FA"/>
           </w:tcPr>
           <w:p>
-            <w:pPr>
-              <w:spacing w:after="20"/>
-            </w:pPr>
             <w:r>
               <w:rPr>
-                <w:sz w:val="19"/>
+                <w:sz w:val="18"/>
               </w:rPr>
-              <w:t>`pdf_d0dd1c0cd17209afe241ece24bf6b7b4_6f25861a789aee54d314c7169431cab57439961422831605`</w:t>
+            </w:r>
+            <w:r>
+              <w:rPr>
+                <w:b w:val="0"/>
+                <w:sz w:val="18"/>
+              </w:rPr>
+              <w:t>pdf_d0dd1c0cd17209afe241ece24bf6b7b4_6f25861a789aee54d314c7169431cab57439961422831605</w:t>
             </w:r>
           </w:p>
         </w:tc>
         <w:tc>
           <w:tcPr>
             <w:tcW w:type="dxa" w:w="3213"/>
-            <w:shd w:val="clear" w:color="auto" w:fill="F2F2F2"/>
+            <w:shd w:val="clear" w:fill="F2F5FA"/>
           </w:tcPr>
           <w:p>
-            <w:pPr>
-              <w:spacing w:after="20"/>
-            </w:pPr>
             <w:r>
               <w:rPr>
-                <w:sz w:val="19"/>
+                <w:sz w:val="18"/>
+              </w:rPr>
+            </w:r>
+            <w:r>
+              <w:rPr>
+                <w:b w:val="0"/>
+                <w:sz w:val="18"/>
               </w:rPr>
               <w:t>ima知识库搜索「天湖寺早晚课诵本」</w:t>
             </w:r>
@@ -2079,47 +2495,44 @@
     </w:tbl>
     <w:p>
       <w:pPr>
-        <w:spacing w:before="40" w:after="80"/>
-        <w:ind w:left="283"/>
-        <w:shd w:val="clear" w:color="auto" w:fill="EDF6EF"/>
+        <w:ind w:left="170"/>
         <w:pBdr>
-          <w:left w:val="single" w:sz="20" w:space="6" w:color="1E5631"/>
+          <w:left w:val="single" w:sz="18" w:space="4" w:color="1E4620"/>
         </w:pBdr>
+        <w:shd w:val="clear" w:fill="F2F5FA"/>
       </w:pPr>
       <w:r>
         <w:rPr>
-          <w:sz w:val="20"/>
+          <w:b w:val="0"/>
         </w:rPr>
         <w:t>📌 以上均为文字版资料 media_id（与《原文全集》附录资料清单一致）；完整原文文字已全部嵌入本文档上文「共读原文」部分，无需再去知识库查阅。</w:t>
       </w:r>
     </w:p>
     <w:p>
       <w:pPr>
-        <w:spacing w:before="40" w:after="80"/>
-        <w:ind w:left="283"/>
-        <w:shd w:val="clear" w:color="auto" w:fill="EDF6EF"/>
+        <w:ind w:left="170"/>
         <w:pBdr>
-          <w:left w:val="single" w:sz="20" w:space="6" w:color="1E5631"/>
+          <w:left w:val="single" w:sz="18" w:space="4" w:color="1E4620"/>
         </w:pBdr>
+        <w:shd w:val="clear" w:fill="F2F5FA"/>
       </w:pPr>
       <w:r>
         <w:rPr>
-          <w:sz w:val="20"/>
+          <w:b w:val="0"/>
         </w:rPr>
         <w:t xml:space="preserve">📚 </w:t>
       </w:r>
       <w:r>
         <w:rPr>
           <w:b/>
-          <w:sz w:val="20"/>
         </w:rPr>
         <w:t>下一份文档</w:t>
       </w:r>
       <w:r>
         <w:rPr>
-          <w:sz w:val="20"/>
+          <w:b w:val="0"/>
         </w:rPr>
-        <w:t>：`第8周_慈经十五素质、慈巴拉密与总结回向_学员版.md`</w:t>
+        <w:t>：第8周_慈经十五素质、慈巴拉密与总结回向_学员版.md</w:t>
       </w:r>
     </w:p>
     <w:sectPr>
@@ -2141,7 +2554,11 @@
       <w:pStyle w:val="Footer"/>
       <w:jc w:val="center"/>
     </w:pPr>
-    <w:fldSimple w:instr="PAGE"/>
+    <w:r>
+      <w:fldChar w:fldCharType="begin"/>
+      <w:instrText xml:space="preserve">PAGE</w:instrText>
+      <w:fldChar w:fldCharType="end"/>
+    </w:r>
   </w:p>
 </w:ftr>
 </file>
@@ -2155,10 +2572,10 @@
     </w:pPr>
     <w:r>
       <w:rPr>
-        <w:color w:val="808080"/>
+        <w:color w:val="1E4620"/>
         <w:sz w:val="16"/>
       </w:rPr>
-      <w:t>读书会02·第7周·慈心禅的实修深化与入出息念配合（朗读优化版）</w:t>
+      <w:t>读书会02 · 第7周 · 朗读优化版（8周版） · 学员版</w:t>
     </w:r>
   </w:p>
 </w:hdr>
@@ -2527,11 +2944,8 @@
     <w:name w:val="Normal"/>
     <w:qFormat/>
     <w:rsid w:val="00FC693F"/>
-    <w:pPr>
-      <w:spacing w:line="324" w:lineRule="auto" w:after="60"/>
-    </w:pPr>
     <w:rPr>
-      <w:rFonts w:ascii="Microsoft YaHei" w:hAnsi="Microsoft YaHei" w:eastAsia="Microsoft YaHei"/>
+      <w:rFonts w:ascii="等线" w:hAnsi="等线" w:eastAsia="宋体"/>
       <w:sz w:val="21"/>
     </w:rPr>
   </w:style>
